--- a/phd_ml/phase2/PHASE2_METHODOLOGY.docx
+++ b/phd_ml/phase2/PHASE2_METHODOLOGY.docx
@@ -210,6 +210,21 @@
     </w:p>
     <w:p>
       <w:pPr>
+        <w:bidi w:val="false"/>
+        <w:spacing w:after="120"/>
+        <w:jc w:val="both"/>
+      </w:pPr>
+      <w:r>
+        <w:rPr>
+          <w:rFonts w:ascii="Arial" w:cs="Arial" w:eastAsia="Arial" w:hAnsi="Arial"/>
+          <w:sz w:val="22"/>
+          <w:szCs w:val="22"/>
+        </w:rPr>
+        <w:t xml:space="preserve">EMPIRICAL RESULT (executed 2026-05-11, commit 4710bb5): all five non-trivial models land in the strong-baseline band — Logistic Regression with class_weight='balanced' tops the lineup at Macro-F1 0.978 ± 0.045 (F1-minority 0.960 ± 0.080, ROC-AUC 1.000, PR-AUC 1.000), with XGBoost variants close behind at 0.972. Section 8 reports the full table, the pooled confusion counts, the top predictive features (post_body_lean_std dominates), and the critical methodological caveat that this near-perfect ceiling is tautological: Phase-1 labels were derived from the same 15 features now used as inputs. The genuine Phase-3 test is whether a 1D-CNN over raw pose time-series can recover the same partition without seeing the engineered summary features.</w:t>
+      </w:r>
+    </w:p>
+    <w:p>
+      <w:pPr>
         <w:pStyle w:val="Heading1"/>
         <w:spacing w:after="160" w:before="240"/>
       </w:pPr>
@@ -283,6 +298,21 @@
           <w:szCs w:val="22"/>
         </w:rPr>
         <w:t xml:space="preserve">تحویلی این فاز یک خط‌پایه قابل دفاع است که 1D-CNN فاز سوم با آن مقایسه می‌شود. مطابق قانون صداقت پروژه، هر بازه‌ی نمره‌ای که این خطوط پایه به آن می‌رسند به‌صراحت گزارش می‌شود — بدون بازنویسی hyperparameter برای فرار از نتیجه‌ی صادقانه.</w:t>
+      </w:r>
+    </w:p>
+    <w:p>
+      <w:pPr>
+        <w:bidi/>
+        <w:spacing w:after="120"/>
+        <w:jc w:val="right"/>
+      </w:pPr>
+      <w:r>
+        <w:rPr>
+          <w:rFonts w:ascii="Tahoma" w:cs="Tahoma" w:eastAsia="Tahoma" w:hAnsi="Tahoma"/>
+          <w:sz w:val="22"/>
+          <w:szCs w:val="22"/>
+        </w:rPr>
+        <w:t xml:space="preserve">نتایج تجربی (اجرا: ۲۰۲۶-۰۵-۱۱، کامیت 4710bb5): هر پنج مدل غیرتُرویال در بازه قوی (≥۰٫۸۰) قرار گرفتند — رگرسیون لجستیک با class_weight='balanced' در صدر با Macro-F1 برابر ۰٫۹۷۸ ± ۰٫۰۴۵ (F1 اقلیت ۰٫۹۶۰ ± ۰٫۰۸۰، ROC-AUC ۱٫۰۰۰، PR-AUC ۱٫۰۰۰) و XGBoost با ۰٫۹۷۲. بخش هشتم جدول کامل، شمارش‌های pooled confusion، ویژگی‌های برتر (post_body_lean_std غالب) و هشدار روش‌شناختی حیاتی را گزارش می‌کند: این سقف نزدیک به کمال یک ساختار tautological است، زیرا برچسب‌های فاز اول از همان ۱۵ ویژگی استخراج شده‌اند که اکنون ورودی فاز دوم‌اند. آزمون واقعی فاز سوم این است که آیا یک 1D-CNN روی سری زمانی پوز خام می‌تواند بدون دیدن ویژگی‌های summary مهندسی‌شده، همان partition را بازیابی کند.</w:t>
       </w:r>
     </w:p>
     <w:p>
@@ -3213,164 +3243,1917 @@
           <w:sz w:val="32"/>
           <w:szCs w:val="32"/>
         </w:rPr>
-        <w:t xml:space="preserve">8. Code Architecture</w:t>
-      </w:r>
-    </w:p>
-    <w:p>
-      <w:pPr>
-        <w:shd w:fill="F2F2F2" w:color="auto" w:val="clear"/>
-        <w:spacing w:after="0" w:before="0" w:line="240"/>
-      </w:pPr>
-      <w:r>
-        <w:rPr>
-          <w:rFonts w:ascii="Consolas" w:cs="Consolas" w:eastAsia="Consolas" w:hAnsi="Consolas"/>
-          <w:sz w:val="18"/>
-          <w:szCs w:val="18"/>
-        </w:rPr>
-        <w:t xml:space="preserve">phd_ml/phase2/</w:t>
-      </w:r>
-    </w:p>
-    <w:p>
-      <w:pPr>
-        <w:shd w:fill="F2F2F2" w:color="auto" w:val="clear"/>
-        <w:spacing w:after="0" w:before="0" w:line="240"/>
-      </w:pPr>
-      <w:r>
-        <w:rPr>
-          <w:rFonts w:ascii="Consolas" w:cs="Consolas" w:eastAsia="Consolas" w:hAnsi="Consolas"/>
-          <w:sz w:val="18"/>
-          <w:szCs w:val="18"/>
-        </w:rPr>
-        <w:t xml:space="preserve">├── __init__.py</w:t>
-      </w:r>
-    </w:p>
-    <w:p>
-      <w:pPr>
-        <w:shd w:fill="F2F2F2" w:color="auto" w:val="clear"/>
-        <w:spacing w:after="0" w:before="0" w:line="240"/>
-      </w:pPr>
-      <w:r>
-        <w:rPr>
-          <w:rFonts w:ascii="Consolas" w:cs="Consolas" w:eastAsia="Consolas" w:hAnsi="Consolas"/>
-          <w:sz w:val="18"/>
-          <w:szCs w:val="18"/>
-        </w:rPr>
-        <w:t xml:space="preserve">├── PHASE2_RATIONALE.md          # Markdown twin of this Word document</w:t>
-      </w:r>
-    </w:p>
-    <w:p>
-      <w:pPr>
-        <w:shd w:fill="F2F2F2" w:color="auto" w:val="clear"/>
-        <w:spacing w:after="0" w:before="0" w:line="240"/>
-      </w:pPr>
-      <w:r>
-        <w:rPr>
-          <w:rFonts w:ascii="Consolas" w:cs="Consolas" w:eastAsia="Consolas" w:hAnsi="Consolas"/>
-          <w:sz w:val="18"/>
-          <w:szCs w:val="18"/>
-        </w:rPr>
-        <w:t xml:space="preserve">├── config.py                    # Paths, hyperparameters, target column</w:t>
-      </w:r>
-    </w:p>
-    <w:p>
-      <w:pPr>
-        <w:shd w:fill="F2F2F2" w:color="auto" w:val="clear"/>
-        <w:spacing w:after="0" w:before="0" w:line="240"/>
-      </w:pPr>
-      <w:r>
-        <w:rPr>
-          <w:rFonts w:ascii="Consolas" w:cs="Consolas" w:eastAsia="Consolas" w:hAnsi="Consolas"/>
-          <w:sz w:val="18"/>
-          <w:szCs w:val="18"/>
-        </w:rPr>
-        <w:t xml:space="preserve">├── loader.py                    # Phase-1 labels → supervised problem</w:t>
-      </w:r>
-    </w:p>
-    <w:p>
-      <w:pPr>
-        <w:shd w:fill="F2F2F2" w:color="auto" w:val="clear"/>
-        <w:spacing w:after="0" w:before="0" w:line="240"/>
-      </w:pPr>
-      <w:r>
-        <w:rPr>
-          <w:rFonts w:ascii="Consolas" w:cs="Consolas" w:eastAsia="Consolas" w:hAnsi="Consolas"/>
-          <w:sz w:val="18"/>
-          <w:szCs w:val="18"/>
-        </w:rPr>
-        <w:t xml:space="preserve">├── models.py                    # Six-model factory (RF, XGB, LR, Dummy)</w:t>
-      </w:r>
-    </w:p>
-    <w:p>
-      <w:pPr>
-        <w:shd w:fill="F2F2F2" w:color="auto" w:val="clear"/>
-        <w:spacing w:after="0" w:before="0" w:line="240"/>
-      </w:pPr>
-      <w:r>
-        <w:rPr>
-          <w:rFonts w:ascii="Consolas" w:cs="Consolas" w:eastAsia="Consolas" w:hAnsi="Consolas"/>
-          <w:sz w:val="18"/>
-          <w:szCs w:val="18"/>
-        </w:rPr>
-        <w:t xml:space="preserve">├── evaluation.py                # Stratified CV harness + metric aggregator</w:t>
-      </w:r>
-    </w:p>
-    <w:p>
-      <w:pPr>
-        <w:shd w:fill="F2F2F2" w:color="auto" w:val="clear"/>
-        <w:spacing w:after="0" w:before="0" w:line="240"/>
-      </w:pPr>
-      <w:r>
-        <w:rPr>
-          <w:rFonts w:ascii="Consolas" w:cs="Consolas" w:eastAsia="Consolas" w:hAnsi="Consolas"/>
-          <w:sz w:val="18"/>
-          <w:szCs w:val="18"/>
-        </w:rPr>
-        <w:t xml:space="preserve">├── importance.py                # Native + permutation feature importance</w:t>
-      </w:r>
-    </w:p>
-    <w:p>
-      <w:pPr>
-        <w:shd w:fill="F2F2F2" w:color="auto" w:val="clear"/>
-        <w:spacing w:after="0" w:before="0" w:line="240"/>
-      </w:pPr>
-      <w:r>
-        <w:rPr>
-          <w:rFonts w:ascii="Consolas" w:cs="Consolas" w:eastAsia="Consolas" w:hAnsi="Consolas"/>
-          <w:sz w:val="18"/>
-          <w:szCs w:val="18"/>
-        </w:rPr>
-        <w:t xml:space="preserve">├── viz.py                       # Five diagnostic figures</w:t>
-      </w:r>
-    </w:p>
-    <w:p>
-      <w:pPr>
-        <w:shd w:fill="F2F2F2" w:color="auto" w:val="clear"/>
-        <w:spacing w:after="0" w:before="0" w:line="240"/>
-      </w:pPr>
-      <w:r>
-        <w:rPr>
-          <w:rFonts w:ascii="Consolas" w:cs="Consolas" w:eastAsia="Consolas" w:hAnsi="Consolas"/>
-          <w:sz w:val="18"/>
-          <w:szCs w:val="18"/>
-        </w:rPr>
-        <w:t xml:space="preserve">└── run_pipeline.py              # Orchestrator</w:t>
-      </w:r>
-    </w:p>
-    <w:p>
-      <w:pPr>
-        <w:pStyle w:val="Heading1"/>
-        <w:spacing w:after="160" w:before="240"/>
+        <w:t xml:space="preserve">8. Empirical Results</w:t>
+      </w:r>
+    </w:p>
+    <w:p>
+      <w:pPr>
+        <w:bidi w:val="false"/>
+        <w:spacing w:after="120"/>
+        <w:jc w:val="both"/>
+      </w:pPr>
+      <w:r>
+        <w:rPr>
+          <w:rFonts w:ascii="Arial" w:cs="Arial" w:eastAsia="Arial" w:hAnsi="Arial"/>
+          <w:sz w:val="22"/>
+          <w:szCs w:val="22"/>
+        </w:rPr>
+        <w:t xml:space="preserve">Pipeline executed on 2026-05-11 against commit 4710bb5. All six models trained successfully (imbalanced-learn 0.14.1, xgboost 3.2.0 installed). Stratified-5-Fold CV results, mean ± std across folds:</w:t>
+      </w:r>
+    </w:p>
+    <w:p>
+      <w:r>
+        <w:t xml:space="preserve"> </w:t>
+      </w:r>
+    </w:p>
+    <w:tbl>
+      <w:tblPr>
+        <w:tblW w:type="dxa" w:w="9360"/>
+        <w:tblBorders>
+          <w:top w:val="single" w:color="auto" w:sz="4"/>
+          <w:left w:val="single" w:color="auto" w:sz="4"/>
+          <w:bottom w:val="single" w:color="auto" w:sz="4"/>
+          <w:right w:val="single" w:color="auto" w:sz="4"/>
+          <w:insideH w:val="single" w:color="auto" w:sz="4"/>
+          <w:insideV w:val="single" w:color="auto" w:sz="4"/>
+        </w:tblBorders>
+      </w:tblPr>
+      <w:tblGrid>
+        <w:gridCol w:w="2400"/>
+        <w:gridCol w:w="1740"/>
+        <w:gridCol w:w="1740"/>
+        <w:gridCol w:w="1740"/>
+        <w:gridCol w:w="1740"/>
+      </w:tblGrid>
+      <w:tr>
+        <w:trPr>
+          <w:tblHeader/>
+        </w:trPr>
+        <w:tc>
+          <w:tcPr>
+            <w:tcW w:type="dxa" w:w="2400"/>
+            <w:tcBorders>
+              <w:top w:val="single" w:color="BFBFBF" w:sz="4"/>
+              <w:left w:val="single" w:color="BFBFBF" w:sz="4"/>
+              <w:bottom w:val="single" w:color="BFBFBF" w:sz="4"/>
+              <w:right w:val="single" w:color="BFBFBF" w:sz="4"/>
+            </w:tcBorders>
+            <w:shd w:fill="1F4E79" w:color="auto" w:val="clear"/>
+            <w:tcMar>
+              <w:top w:type="dxa" w:w="80"/>
+              <w:left w:type="dxa" w:w="120"/>
+              <w:bottom w:type="dxa" w:w="80"/>
+              <w:right w:type="dxa" w:w="120"/>
+            </w:tcMar>
+          </w:tcPr>
+          <w:p>
+            <w:r>
+              <w:rPr>
+                <w:rFonts w:ascii="Arial" w:cs="Arial" w:eastAsia="Arial" w:hAnsi="Arial"/>
+                <w:b/>
+                <w:bCs/>
+                <w:color w:val="FFFFFF"/>
+                <w:sz w:val="22"/>
+                <w:szCs w:val="22"/>
+              </w:rPr>
+              <w:t xml:space="preserve">Model</w:t>
+            </w:r>
+          </w:p>
+        </w:tc>
+        <w:tc>
+          <w:tcPr>
+            <w:tcW w:type="dxa" w:w="1740"/>
+            <w:tcBorders>
+              <w:top w:val="single" w:color="BFBFBF" w:sz="4"/>
+              <w:left w:val="single" w:color="BFBFBF" w:sz="4"/>
+              <w:bottom w:val="single" w:color="BFBFBF" w:sz="4"/>
+              <w:right w:val="single" w:color="BFBFBF" w:sz="4"/>
+            </w:tcBorders>
+            <w:shd w:fill="1F4E79" w:color="auto" w:val="clear"/>
+            <w:tcMar>
+              <w:top w:type="dxa" w:w="80"/>
+              <w:left w:type="dxa" w:w="120"/>
+              <w:bottom w:type="dxa" w:w="80"/>
+              <w:right w:type="dxa" w:w="120"/>
+            </w:tcMar>
+          </w:tcPr>
+          <w:p>
+            <w:r>
+              <w:rPr>
+                <w:rFonts w:ascii="Arial" w:cs="Arial" w:eastAsia="Arial" w:hAnsi="Arial"/>
+                <w:b/>
+                <w:bCs/>
+                <w:color w:val="FFFFFF"/>
+                <w:sz w:val="22"/>
+                <w:szCs w:val="22"/>
+              </w:rPr>
+              <w:t xml:space="preserve">F1-macro</w:t>
+            </w:r>
+          </w:p>
+        </w:tc>
+        <w:tc>
+          <w:tcPr>
+            <w:tcW w:type="dxa" w:w="1740"/>
+            <w:tcBorders>
+              <w:top w:val="single" w:color="BFBFBF" w:sz="4"/>
+              <w:left w:val="single" w:color="BFBFBF" w:sz="4"/>
+              <w:bottom w:val="single" w:color="BFBFBF" w:sz="4"/>
+              <w:right w:val="single" w:color="BFBFBF" w:sz="4"/>
+            </w:tcBorders>
+            <w:shd w:fill="1F4E79" w:color="auto" w:val="clear"/>
+            <w:tcMar>
+              <w:top w:type="dxa" w:w="80"/>
+              <w:left w:type="dxa" w:w="120"/>
+              <w:bottom w:type="dxa" w:w="80"/>
+              <w:right w:type="dxa" w:w="120"/>
+            </w:tcMar>
+          </w:tcPr>
+          <w:p>
+            <w:r>
+              <w:rPr>
+                <w:rFonts w:ascii="Arial" w:cs="Arial" w:eastAsia="Arial" w:hAnsi="Arial"/>
+                <w:b/>
+                <w:bCs/>
+                <w:color w:val="FFFFFF"/>
+                <w:sz w:val="22"/>
+                <w:szCs w:val="22"/>
+              </w:rPr>
+              <w:t xml:space="preserve">F1-minority</w:t>
+            </w:r>
+          </w:p>
+        </w:tc>
+        <w:tc>
+          <w:tcPr>
+            <w:tcW w:type="dxa" w:w="1740"/>
+            <w:tcBorders>
+              <w:top w:val="single" w:color="BFBFBF" w:sz="4"/>
+              <w:left w:val="single" w:color="BFBFBF" w:sz="4"/>
+              <w:bottom w:val="single" w:color="BFBFBF" w:sz="4"/>
+              <w:right w:val="single" w:color="BFBFBF" w:sz="4"/>
+            </w:tcBorders>
+            <w:shd w:fill="1F4E79" w:color="auto" w:val="clear"/>
+            <w:tcMar>
+              <w:top w:type="dxa" w:w="80"/>
+              <w:left w:type="dxa" w:w="120"/>
+              <w:bottom w:type="dxa" w:w="80"/>
+              <w:right w:type="dxa" w:w="120"/>
+            </w:tcMar>
+          </w:tcPr>
+          <w:p>
+            <w:r>
+              <w:rPr>
+                <w:rFonts w:ascii="Arial" w:cs="Arial" w:eastAsia="Arial" w:hAnsi="Arial"/>
+                <w:b/>
+                <w:bCs/>
+                <w:color w:val="FFFFFF"/>
+                <w:sz w:val="22"/>
+                <w:szCs w:val="22"/>
+              </w:rPr>
+              <w:t xml:space="preserve">ROC-AUC</w:t>
+            </w:r>
+          </w:p>
+        </w:tc>
+        <w:tc>
+          <w:tcPr>
+            <w:tcW w:type="dxa" w:w="1740"/>
+            <w:tcBorders>
+              <w:top w:val="single" w:color="BFBFBF" w:sz="4"/>
+              <w:left w:val="single" w:color="BFBFBF" w:sz="4"/>
+              <w:bottom w:val="single" w:color="BFBFBF" w:sz="4"/>
+              <w:right w:val="single" w:color="BFBFBF" w:sz="4"/>
+            </w:tcBorders>
+            <w:shd w:fill="1F4E79" w:color="auto" w:val="clear"/>
+            <w:tcMar>
+              <w:top w:type="dxa" w:w="80"/>
+              <w:left w:type="dxa" w:w="120"/>
+              <w:bottom w:type="dxa" w:w="80"/>
+              <w:right w:type="dxa" w:w="120"/>
+            </w:tcMar>
+          </w:tcPr>
+          <w:p>
+            <w:r>
+              <w:rPr>
+                <w:rFonts w:ascii="Arial" w:cs="Arial" w:eastAsia="Arial" w:hAnsi="Arial"/>
+                <w:b/>
+                <w:bCs/>
+                <w:color w:val="FFFFFF"/>
+                <w:sz w:val="22"/>
+                <w:szCs w:val="22"/>
+              </w:rPr>
+              <w:t xml:space="preserve">PR-AUC</w:t>
+            </w:r>
+          </w:p>
+        </w:tc>
+      </w:tr>
+      <w:tr>
+        <w:trPr>
+          <w:tblHeader w:val="false"/>
+        </w:trPr>
+        <w:tc>
+          <w:tcPr>
+            <w:tcW w:type="dxa" w:w="2400"/>
+            <w:tcBorders>
+              <w:top w:val="single" w:color="BFBFBF" w:sz="4"/>
+              <w:left w:val="single" w:color="BFBFBF" w:sz="4"/>
+              <w:bottom w:val="single" w:color="BFBFBF" w:sz="4"/>
+              <w:right w:val="single" w:color="BFBFBF" w:sz="4"/>
+            </w:tcBorders>
+            <w:tcMar>
+              <w:top w:type="dxa" w:w="80"/>
+              <w:left w:type="dxa" w:w="120"/>
+              <w:bottom w:type="dxa" w:w="80"/>
+              <w:right w:type="dxa" w:w="120"/>
+            </w:tcMar>
+          </w:tcPr>
+          <w:p>
+            <w:r>
+              <w:rPr>
+                <w:rFonts w:ascii="Arial" w:cs="Arial" w:eastAsia="Arial" w:hAnsi="Arial"/>
+                <w:sz w:val="21"/>
+                <w:szCs w:val="21"/>
+              </w:rPr>
+              <w:t xml:space="preserve">dummy_majority (floor)</w:t>
+            </w:r>
+          </w:p>
+        </w:tc>
+        <w:tc>
+          <w:tcPr>
+            <w:tcW w:type="dxa" w:w="1740"/>
+            <w:tcBorders>
+              <w:top w:val="single" w:color="BFBFBF" w:sz="4"/>
+              <w:left w:val="single" w:color="BFBFBF" w:sz="4"/>
+              <w:bottom w:val="single" w:color="BFBFBF" w:sz="4"/>
+              <w:right w:val="single" w:color="BFBFBF" w:sz="4"/>
+            </w:tcBorders>
+            <w:tcMar>
+              <w:top w:type="dxa" w:w="80"/>
+              <w:left w:type="dxa" w:w="120"/>
+              <w:bottom w:type="dxa" w:w="80"/>
+              <w:right w:type="dxa" w:w="120"/>
+            </w:tcMar>
+          </w:tcPr>
+          <w:p>
+            <w:r>
+              <w:rPr>
+                <w:rFonts w:ascii="Arial" w:cs="Arial" w:eastAsia="Arial" w:hAnsi="Arial"/>
+                <w:sz w:val="21"/>
+                <w:szCs w:val="21"/>
+              </w:rPr>
+              <w:t xml:space="preserve">0.479 ± 0.000</w:t>
+            </w:r>
+          </w:p>
+        </w:tc>
+        <w:tc>
+          <w:tcPr>
+            <w:tcW w:type="dxa" w:w="1740"/>
+            <w:tcBorders>
+              <w:top w:val="single" w:color="BFBFBF" w:sz="4"/>
+              <w:left w:val="single" w:color="BFBFBF" w:sz="4"/>
+              <w:bottom w:val="single" w:color="BFBFBF" w:sz="4"/>
+              <w:right w:val="single" w:color="BFBFBF" w:sz="4"/>
+            </w:tcBorders>
+            <w:tcMar>
+              <w:top w:type="dxa" w:w="80"/>
+              <w:left w:type="dxa" w:w="120"/>
+              <w:bottom w:type="dxa" w:w="80"/>
+              <w:right w:type="dxa" w:w="120"/>
+            </w:tcMar>
+          </w:tcPr>
+          <w:p>
+            <w:r>
+              <w:rPr>
+                <w:rFonts w:ascii="Arial" w:cs="Arial" w:eastAsia="Arial" w:hAnsi="Arial"/>
+                <w:sz w:val="21"/>
+                <w:szCs w:val="21"/>
+              </w:rPr>
+              <w:t xml:space="preserve">0.000 ± 0.000</w:t>
+            </w:r>
+          </w:p>
+        </w:tc>
+        <w:tc>
+          <w:tcPr>
+            <w:tcW w:type="dxa" w:w="1740"/>
+            <w:tcBorders>
+              <w:top w:val="single" w:color="BFBFBF" w:sz="4"/>
+              <w:left w:val="single" w:color="BFBFBF" w:sz="4"/>
+              <w:bottom w:val="single" w:color="BFBFBF" w:sz="4"/>
+              <w:right w:val="single" w:color="BFBFBF" w:sz="4"/>
+            </w:tcBorders>
+            <w:tcMar>
+              <w:top w:type="dxa" w:w="80"/>
+              <w:left w:type="dxa" w:w="120"/>
+              <w:bottom w:type="dxa" w:w="80"/>
+              <w:right w:type="dxa" w:w="120"/>
+            </w:tcMar>
+          </w:tcPr>
+          <w:p>
+            <w:r>
+              <w:rPr>
+                <w:rFonts w:ascii="Arial" w:cs="Arial" w:eastAsia="Arial" w:hAnsi="Arial"/>
+                <w:sz w:val="21"/>
+                <w:szCs w:val="21"/>
+              </w:rPr>
+              <w:t xml:space="preserve">0.500</w:t>
+            </w:r>
+          </w:p>
+        </w:tc>
+        <w:tc>
+          <w:tcPr>
+            <w:tcW w:type="dxa" w:w="1740"/>
+            <w:tcBorders>
+              <w:top w:val="single" w:color="BFBFBF" w:sz="4"/>
+              <w:left w:val="single" w:color="BFBFBF" w:sz="4"/>
+              <w:bottom w:val="single" w:color="BFBFBF" w:sz="4"/>
+              <w:right w:val="single" w:color="BFBFBF" w:sz="4"/>
+            </w:tcBorders>
+            <w:tcMar>
+              <w:top w:type="dxa" w:w="80"/>
+              <w:left w:type="dxa" w:w="120"/>
+              <w:bottom w:type="dxa" w:w="80"/>
+              <w:right w:type="dxa" w:w="120"/>
+            </w:tcMar>
+          </w:tcPr>
+          <w:p>
+            <w:r>
+              <w:rPr>
+                <w:rFonts w:ascii="Arial" w:cs="Arial" w:eastAsia="Arial" w:hAnsi="Arial"/>
+                <w:sz w:val="21"/>
+                <w:szCs w:val="21"/>
+              </w:rPr>
+              <w:t xml:space="preserve">0.081</w:t>
+            </w:r>
+          </w:p>
+        </w:tc>
+      </w:tr>
+      <w:tr>
+        <w:trPr>
+          <w:tblHeader w:val="false"/>
+        </w:trPr>
+        <w:tc>
+          <w:tcPr>
+            <w:tcW w:type="dxa" w:w="2400"/>
+            <w:tcBorders>
+              <w:top w:val="single" w:color="BFBFBF" w:sz="4"/>
+              <w:left w:val="single" w:color="BFBFBF" w:sz="4"/>
+              <w:bottom w:val="single" w:color="BFBFBF" w:sz="4"/>
+              <w:right w:val="single" w:color="BFBFBF" w:sz="4"/>
+            </w:tcBorders>
+            <w:tcMar>
+              <w:top w:type="dxa" w:w="80"/>
+              <w:left w:type="dxa" w:w="120"/>
+              <w:bottom w:type="dxa" w:w="80"/>
+              <w:right w:type="dxa" w:w="120"/>
+            </w:tcMar>
+          </w:tcPr>
+          <w:p>
+            <w:r>
+              <w:rPr>
+                <w:rFonts w:ascii="Arial" w:cs="Arial" w:eastAsia="Arial" w:hAnsi="Arial"/>
+                <w:sz w:val="21"/>
+                <w:szCs w:val="21"/>
+              </w:rPr>
+              <w:t xml:space="preserve">logreg_balanced</w:t>
+            </w:r>
+          </w:p>
+        </w:tc>
+        <w:tc>
+          <w:tcPr>
+            <w:tcW w:type="dxa" w:w="1740"/>
+            <w:tcBorders>
+              <w:top w:val="single" w:color="BFBFBF" w:sz="4"/>
+              <w:left w:val="single" w:color="BFBFBF" w:sz="4"/>
+              <w:bottom w:val="single" w:color="BFBFBF" w:sz="4"/>
+              <w:right w:val="single" w:color="BFBFBF" w:sz="4"/>
+            </w:tcBorders>
+            <w:tcMar>
+              <w:top w:type="dxa" w:w="80"/>
+              <w:left w:type="dxa" w:w="120"/>
+              <w:bottom w:type="dxa" w:w="80"/>
+              <w:right w:type="dxa" w:w="120"/>
+            </w:tcMar>
+          </w:tcPr>
+          <w:p>
+            <w:r>
+              <w:rPr>
+                <w:rFonts w:ascii="Arial" w:cs="Arial" w:eastAsia="Arial" w:hAnsi="Arial"/>
+                <w:sz w:val="21"/>
+                <w:szCs w:val="21"/>
+              </w:rPr>
+              <w:t xml:space="preserve">0.978 ± 0.045</w:t>
+            </w:r>
+          </w:p>
+        </w:tc>
+        <w:tc>
+          <w:tcPr>
+            <w:tcW w:type="dxa" w:w="1740"/>
+            <w:tcBorders>
+              <w:top w:val="single" w:color="BFBFBF" w:sz="4"/>
+              <w:left w:val="single" w:color="BFBFBF" w:sz="4"/>
+              <w:bottom w:val="single" w:color="BFBFBF" w:sz="4"/>
+              <w:right w:val="single" w:color="BFBFBF" w:sz="4"/>
+            </w:tcBorders>
+            <w:tcMar>
+              <w:top w:type="dxa" w:w="80"/>
+              <w:left w:type="dxa" w:w="120"/>
+              <w:bottom w:type="dxa" w:w="80"/>
+              <w:right w:type="dxa" w:w="120"/>
+            </w:tcMar>
+          </w:tcPr>
+          <w:p>
+            <w:r>
+              <w:rPr>
+                <w:rFonts w:ascii="Arial" w:cs="Arial" w:eastAsia="Arial" w:hAnsi="Arial"/>
+                <w:sz w:val="21"/>
+                <w:szCs w:val="21"/>
+              </w:rPr>
+              <w:t xml:space="preserve">0.960 ± 0.080</w:t>
+            </w:r>
+          </w:p>
+        </w:tc>
+        <w:tc>
+          <w:tcPr>
+            <w:tcW w:type="dxa" w:w="1740"/>
+            <w:tcBorders>
+              <w:top w:val="single" w:color="BFBFBF" w:sz="4"/>
+              <w:left w:val="single" w:color="BFBFBF" w:sz="4"/>
+              <w:bottom w:val="single" w:color="BFBFBF" w:sz="4"/>
+              <w:right w:val="single" w:color="BFBFBF" w:sz="4"/>
+            </w:tcBorders>
+            <w:tcMar>
+              <w:top w:type="dxa" w:w="80"/>
+              <w:left w:type="dxa" w:w="120"/>
+              <w:bottom w:type="dxa" w:w="80"/>
+              <w:right w:type="dxa" w:w="120"/>
+            </w:tcMar>
+          </w:tcPr>
+          <w:p>
+            <w:r>
+              <w:rPr>
+                <w:rFonts w:ascii="Arial" w:cs="Arial" w:eastAsia="Arial" w:hAnsi="Arial"/>
+                <w:sz w:val="21"/>
+                <w:szCs w:val="21"/>
+              </w:rPr>
+              <w:t xml:space="preserve">1.000</w:t>
+            </w:r>
+          </w:p>
+        </w:tc>
+        <w:tc>
+          <w:tcPr>
+            <w:tcW w:type="dxa" w:w="1740"/>
+            <w:tcBorders>
+              <w:top w:val="single" w:color="BFBFBF" w:sz="4"/>
+              <w:left w:val="single" w:color="BFBFBF" w:sz="4"/>
+              <w:bottom w:val="single" w:color="BFBFBF" w:sz="4"/>
+              <w:right w:val="single" w:color="BFBFBF" w:sz="4"/>
+            </w:tcBorders>
+            <w:tcMar>
+              <w:top w:type="dxa" w:w="80"/>
+              <w:left w:type="dxa" w:w="120"/>
+              <w:bottom w:type="dxa" w:w="80"/>
+              <w:right w:type="dxa" w:w="120"/>
+            </w:tcMar>
+          </w:tcPr>
+          <w:p>
+            <w:r>
+              <w:rPr>
+                <w:rFonts w:ascii="Arial" w:cs="Arial" w:eastAsia="Arial" w:hAnsi="Arial"/>
+                <w:sz w:val="21"/>
+                <w:szCs w:val="21"/>
+              </w:rPr>
+              <w:t xml:space="preserve">1.000</w:t>
+            </w:r>
+          </w:p>
+        </w:tc>
+      </w:tr>
+      <w:tr>
+        <w:trPr>
+          <w:tblHeader w:val="false"/>
+        </w:trPr>
+        <w:tc>
+          <w:tcPr>
+            <w:tcW w:type="dxa" w:w="2400"/>
+            <w:tcBorders>
+              <w:top w:val="single" w:color="BFBFBF" w:sz="4"/>
+              <w:left w:val="single" w:color="BFBFBF" w:sz="4"/>
+              <w:bottom w:val="single" w:color="BFBFBF" w:sz="4"/>
+              <w:right w:val="single" w:color="BFBFBF" w:sz="4"/>
+            </w:tcBorders>
+            <w:tcMar>
+              <w:top w:type="dxa" w:w="80"/>
+              <w:left w:type="dxa" w:w="120"/>
+              <w:bottom w:type="dxa" w:w="80"/>
+              <w:right w:type="dxa" w:w="120"/>
+            </w:tcMar>
+          </w:tcPr>
+          <w:p>
+            <w:r>
+              <w:rPr>
+                <w:rFonts w:ascii="Arial" w:cs="Arial" w:eastAsia="Arial" w:hAnsi="Arial"/>
+                <w:sz w:val="21"/>
+                <w:szCs w:val="21"/>
+              </w:rPr>
+              <w:t xml:space="preserve">rf_balanced</w:t>
+            </w:r>
+          </w:p>
+        </w:tc>
+        <w:tc>
+          <w:tcPr>
+            <w:tcW w:type="dxa" w:w="1740"/>
+            <w:tcBorders>
+              <w:top w:val="single" w:color="BFBFBF" w:sz="4"/>
+              <w:left w:val="single" w:color="BFBFBF" w:sz="4"/>
+              <w:bottom w:val="single" w:color="BFBFBF" w:sz="4"/>
+              <w:right w:val="single" w:color="BFBFBF" w:sz="4"/>
+            </w:tcBorders>
+            <w:tcMar>
+              <w:top w:type="dxa" w:w="80"/>
+              <w:left w:type="dxa" w:w="120"/>
+              <w:bottom w:type="dxa" w:w="80"/>
+              <w:right w:type="dxa" w:w="120"/>
+            </w:tcMar>
+          </w:tcPr>
+          <w:p>
+            <w:r>
+              <w:rPr>
+                <w:rFonts w:ascii="Arial" w:cs="Arial" w:eastAsia="Arial" w:hAnsi="Arial"/>
+                <w:sz w:val="21"/>
+                <w:szCs w:val="21"/>
+              </w:rPr>
+              <w:t xml:space="preserve">0.949 ± 0.070</w:t>
+            </w:r>
+          </w:p>
+        </w:tc>
+        <w:tc>
+          <w:tcPr>
+            <w:tcW w:type="dxa" w:w="1740"/>
+            <w:tcBorders>
+              <w:top w:val="single" w:color="BFBFBF" w:sz="4"/>
+              <w:left w:val="single" w:color="BFBFBF" w:sz="4"/>
+              <w:bottom w:val="single" w:color="BFBFBF" w:sz="4"/>
+              <w:right w:val="single" w:color="BFBFBF" w:sz="4"/>
+            </w:tcBorders>
+            <w:tcMar>
+              <w:top w:type="dxa" w:w="80"/>
+              <w:left w:type="dxa" w:w="120"/>
+              <w:bottom w:type="dxa" w:w="80"/>
+              <w:right w:type="dxa" w:w="120"/>
+            </w:tcMar>
+          </w:tcPr>
+          <w:p>
+            <w:r>
+              <w:rPr>
+                <w:rFonts w:ascii="Arial" w:cs="Arial" w:eastAsia="Arial" w:hAnsi="Arial"/>
+                <w:sz w:val="21"/>
+                <w:szCs w:val="21"/>
+              </w:rPr>
+              <w:t xml:space="preserve">0.905 ± 0.131</w:t>
+            </w:r>
+          </w:p>
+        </w:tc>
+        <w:tc>
+          <w:tcPr>
+            <w:tcW w:type="dxa" w:w="1740"/>
+            <w:tcBorders>
+              <w:top w:val="single" w:color="BFBFBF" w:sz="4"/>
+              <w:left w:val="single" w:color="BFBFBF" w:sz="4"/>
+              <w:bottom w:val="single" w:color="BFBFBF" w:sz="4"/>
+              <w:right w:val="single" w:color="BFBFBF" w:sz="4"/>
+            </w:tcBorders>
+            <w:tcMar>
+              <w:top w:type="dxa" w:w="80"/>
+              <w:left w:type="dxa" w:w="120"/>
+              <w:bottom w:type="dxa" w:w="80"/>
+              <w:right w:type="dxa" w:w="120"/>
+            </w:tcMar>
+          </w:tcPr>
+          <w:p>
+            <w:r>
+              <w:rPr>
+                <w:rFonts w:ascii="Arial" w:cs="Arial" w:eastAsia="Arial" w:hAnsi="Arial"/>
+                <w:sz w:val="21"/>
+                <w:szCs w:val="21"/>
+              </w:rPr>
+              <w:t xml:space="preserve">1.000</w:t>
+            </w:r>
+          </w:p>
+        </w:tc>
+        <w:tc>
+          <w:tcPr>
+            <w:tcW w:type="dxa" w:w="1740"/>
+            <w:tcBorders>
+              <w:top w:val="single" w:color="BFBFBF" w:sz="4"/>
+              <w:left w:val="single" w:color="BFBFBF" w:sz="4"/>
+              <w:bottom w:val="single" w:color="BFBFBF" w:sz="4"/>
+              <w:right w:val="single" w:color="BFBFBF" w:sz="4"/>
+            </w:tcBorders>
+            <w:tcMar>
+              <w:top w:type="dxa" w:w="80"/>
+              <w:left w:type="dxa" w:w="120"/>
+              <w:bottom w:type="dxa" w:w="80"/>
+              <w:right w:type="dxa" w:w="120"/>
+            </w:tcMar>
+          </w:tcPr>
+          <w:p>
+            <w:r>
+              <w:rPr>
+                <w:rFonts w:ascii="Arial" w:cs="Arial" w:eastAsia="Arial" w:hAnsi="Arial"/>
+                <w:sz w:val="21"/>
+                <w:szCs w:val="21"/>
+              </w:rPr>
+              <w:t xml:space="preserve">0.990</w:t>
+            </w:r>
+          </w:p>
+        </w:tc>
+      </w:tr>
+      <w:tr>
+        <w:trPr>
+          <w:tblHeader w:val="false"/>
+        </w:trPr>
+        <w:tc>
+          <w:tcPr>
+            <w:tcW w:type="dxa" w:w="2400"/>
+            <w:tcBorders>
+              <w:top w:val="single" w:color="BFBFBF" w:sz="4"/>
+              <w:left w:val="single" w:color="BFBFBF" w:sz="4"/>
+              <w:bottom w:val="single" w:color="BFBFBF" w:sz="4"/>
+              <w:right w:val="single" w:color="BFBFBF" w:sz="4"/>
+            </w:tcBorders>
+            <w:tcMar>
+              <w:top w:type="dxa" w:w="80"/>
+              <w:left w:type="dxa" w:w="120"/>
+              <w:bottom w:type="dxa" w:w="80"/>
+              <w:right w:type="dxa" w:w="120"/>
+            </w:tcMar>
+          </w:tcPr>
+          <w:p>
+            <w:r>
+              <w:rPr>
+                <w:rFonts w:ascii="Arial" w:cs="Arial" w:eastAsia="Arial" w:hAnsi="Arial"/>
+                <w:sz w:val="21"/>
+                <w:szCs w:val="21"/>
+              </w:rPr>
+              <w:t xml:space="preserve">xgb_scale_pos_weight</w:t>
+            </w:r>
+          </w:p>
+        </w:tc>
+        <w:tc>
+          <w:tcPr>
+            <w:tcW w:type="dxa" w:w="1740"/>
+            <w:tcBorders>
+              <w:top w:val="single" w:color="BFBFBF" w:sz="4"/>
+              <w:left w:val="single" w:color="BFBFBF" w:sz="4"/>
+              <w:bottom w:val="single" w:color="BFBFBF" w:sz="4"/>
+              <w:right w:val="single" w:color="BFBFBF" w:sz="4"/>
+            </w:tcBorders>
+            <w:tcMar>
+              <w:top w:type="dxa" w:w="80"/>
+              <w:left w:type="dxa" w:w="120"/>
+              <w:bottom w:type="dxa" w:w="80"/>
+              <w:right w:type="dxa" w:w="120"/>
+            </w:tcMar>
+          </w:tcPr>
+          <w:p>
+            <w:r>
+              <w:rPr>
+                <w:rFonts w:ascii="Arial" w:cs="Arial" w:eastAsia="Arial" w:hAnsi="Arial"/>
+                <w:sz w:val="21"/>
+                <w:szCs w:val="21"/>
+              </w:rPr>
+              <w:t xml:space="preserve">0.972 ± 0.034</w:t>
+            </w:r>
+          </w:p>
+        </w:tc>
+        <w:tc>
+          <w:tcPr>
+            <w:tcW w:type="dxa" w:w="1740"/>
+            <w:tcBorders>
+              <w:top w:val="single" w:color="BFBFBF" w:sz="4"/>
+              <w:left w:val="single" w:color="BFBFBF" w:sz="4"/>
+              <w:bottom w:val="single" w:color="BFBFBF" w:sz="4"/>
+              <w:right w:val="single" w:color="BFBFBF" w:sz="4"/>
+            </w:tcBorders>
+            <w:tcMar>
+              <w:top w:type="dxa" w:w="80"/>
+              <w:left w:type="dxa" w:w="120"/>
+              <w:bottom w:type="dxa" w:w="80"/>
+              <w:right w:type="dxa" w:w="120"/>
+            </w:tcMar>
+          </w:tcPr>
+          <w:p>
+            <w:r>
+              <w:rPr>
+                <w:rFonts w:ascii="Arial" w:cs="Arial" w:eastAsia="Arial" w:hAnsi="Arial"/>
+                <w:sz w:val="21"/>
+                <w:szCs w:val="21"/>
+              </w:rPr>
+              <w:t xml:space="preserve">0.949 ± 0.063</w:t>
+            </w:r>
+          </w:p>
+        </w:tc>
+        <w:tc>
+          <w:tcPr>
+            <w:tcW w:type="dxa" w:w="1740"/>
+            <w:tcBorders>
+              <w:top w:val="single" w:color="BFBFBF" w:sz="4"/>
+              <w:left w:val="single" w:color="BFBFBF" w:sz="4"/>
+              <w:bottom w:val="single" w:color="BFBFBF" w:sz="4"/>
+              <w:right w:val="single" w:color="BFBFBF" w:sz="4"/>
+            </w:tcBorders>
+            <w:tcMar>
+              <w:top w:type="dxa" w:w="80"/>
+              <w:left w:type="dxa" w:w="120"/>
+              <w:bottom w:type="dxa" w:w="80"/>
+              <w:right w:type="dxa" w:w="120"/>
+            </w:tcMar>
+          </w:tcPr>
+          <w:p>
+            <w:r>
+              <w:rPr>
+                <w:rFonts w:ascii="Arial" w:cs="Arial" w:eastAsia="Arial" w:hAnsi="Arial"/>
+                <w:sz w:val="21"/>
+                <w:szCs w:val="21"/>
+              </w:rPr>
+              <w:t xml:space="preserve">1.000</w:t>
+            </w:r>
+          </w:p>
+        </w:tc>
+        <w:tc>
+          <w:tcPr>
+            <w:tcW w:type="dxa" w:w="1740"/>
+            <w:tcBorders>
+              <w:top w:val="single" w:color="BFBFBF" w:sz="4"/>
+              <w:left w:val="single" w:color="BFBFBF" w:sz="4"/>
+              <w:bottom w:val="single" w:color="BFBFBF" w:sz="4"/>
+              <w:right w:val="single" w:color="BFBFBF" w:sz="4"/>
+            </w:tcBorders>
+            <w:tcMar>
+              <w:top w:type="dxa" w:w="80"/>
+              <w:left w:type="dxa" w:w="120"/>
+              <w:bottom w:type="dxa" w:w="80"/>
+              <w:right w:type="dxa" w:w="120"/>
+            </w:tcMar>
+          </w:tcPr>
+          <w:p>
+            <w:r>
+              <w:rPr>
+                <w:rFonts w:ascii="Arial" w:cs="Arial" w:eastAsia="Arial" w:hAnsi="Arial"/>
+                <w:sz w:val="21"/>
+                <w:szCs w:val="21"/>
+              </w:rPr>
+              <w:t xml:space="preserve">1.000</w:t>
+            </w:r>
+          </w:p>
+        </w:tc>
+      </w:tr>
+      <w:tr>
+        <w:trPr>
+          <w:tblHeader w:val="false"/>
+        </w:trPr>
+        <w:tc>
+          <w:tcPr>
+            <w:tcW w:type="dxa" w:w="2400"/>
+            <w:tcBorders>
+              <w:top w:val="single" w:color="BFBFBF" w:sz="4"/>
+              <w:left w:val="single" w:color="BFBFBF" w:sz="4"/>
+              <w:bottom w:val="single" w:color="BFBFBF" w:sz="4"/>
+              <w:right w:val="single" w:color="BFBFBF" w:sz="4"/>
+            </w:tcBorders>
+            <w:tcMar>
+              <w:top w:type="dxa" w:w="80"/>
+              <w:left w:type="dxa" w:w="120"/>
+              <w:bottom w:type="dxa" w:w="80"/>
+              <w:right w:type="dxa" w:w="120"/>
+            </w:tcMar>
+          </w:tcPr>
+          <w:p>
+            <w:r>
+              <w:rPr>
+                <w:rFonts w:ascii="Arial" w:cs="Arial" w:eastAsia="Arial" w:hAnsi="Arial"/>
+                <w:sz w:val="21"/>
+                <w:szCs w:val="21"/>
+              </w:rPr>
+              <w:t xml:space="preserve">rf_smote</w:t>
+            </w:r>
+          </w:p>
+        </w:tc>
+        <w:tc>
+          <w:tcPr>
+            <w:tcW w:type="dxa" w:w="1740"/>
+            <w:tcBorders>
+              <w:top w:val="single" w:color="BFBFBF" w:sz="4"/>
+              <w:left w:val="single" w:color="BFBFBF" w:sz="4"/>
+              <w:bottom w:val="single" w:color="BFBFBF" w:sz="4"/>
+              <w:right w:val="single" w:color="BFBFBF" w:sz="4"/>
+            </w:tcBorders>
+            <w:tcMar>
+              <w:top w:type="dxa" w:w="80"/>
+              <w:left w:type="dxa" w:w="120"/>
+              <w:bottom w:type="dxa" w:w="80"/>
+              <w:right w:type="dxa" w:w="120"/>
+            </w:tcMar>
+          </w:tcPr>
+          <w:p>
+            <w:r>
+              <w:rPr>
+                <w:rFonts w:ascii="Arial" w:cs="Arial" w:eastAsia="Arial" w:hAnsi="Arial"/>
+                <w:sz w:val="21"/>
+                <w:szCs w:val="21"/>
+              </w:rPr>
+              <w:t xml:space="preserve">0.969 ± 0.038</w:t>
+            </w:r>
+          </w:p>
+        </w:tc>
+        <w:tc>
+          <w:tcPr>
+            <w:tcW w:type="dxa" w:w="1740"/>
+            <w:tcBorders>
+              <w:top w:val="single" w:color="BFBFBF" w:sz="4"/>
+              <w:left w:val="single" w:color="BFBFBF" w:sz="4"/>
+              <w:bottom w:val="single" w:color="BFBFBF" w:sz="4"/>
+              <w:right w:val="single" w:color="BFBFBF" w:sz="4"/>
+            </w:tcBorders>
+            <w:tcMar>
+              <w:top w:type="dxa" w:w="80"/>
+              <w:left w:type="dxa" w:w="120"/>
+              <w:bottom w:type="dxa" w:w="80"/>
+              <w:right w:type="dxa" w:w="120"/>
+            </w:tcMar>
+          </w:tcPr>
+          <w:p>
+            <w:r>
+              <w:rPr>
+                <w:rFonts w:ascii="Arial" w:cs="Arial" w:eastAsia="Arial" w:hAnsi="Arial"/>
+                <w:sz w:val="21"/>
+                <w:szCs w:val="21"/>
+              </w:rPr>
+              <w:t xml:space="preserve">0.943 ± 0.070</w:t>
+            </w:r>
+          </w:p>
+        </w:tc>
+        <w:tc>
+          <w:tcPr>
+            <w:tcW w:type="dxa" w:w="1740"/>
+            <w:tcBorders>
+              <w:top w:val="single" w:color="BFBFBF" w:sz="4"/>
+              <w:left w:val="single" w:color="BFBFBF" w:sz="4"/>
+              <w:bottom w:val="single" w:color="BFBFBF" w:sz="4"/>
+              <w:right w:val="single" w:color="BFBFBF" w:sz="4"/>
+            </w:tcBorders>
+            <w:tcMar>
+              <w:top w:type="dxa" w:w="80"/>
+              <w:left w:type="dxa" w:w="120"/>
+              <w:bottom w:type="dxa" w:w="80"/>
+              <w:right w:type="dxa" w:w="120"/>
+            </w:tcMar>
+          </w:tcPr>
+          <w:p>
+            <w:r>
+              <w:rPr>
+                <w:rFonts w:ascii="Arial" w:cs="Arial" w:eastAsia="Arial" w:hAnsi="Arial"/>
+                <w:sz w:val="21"/>
+                <w:szCs w:val="21"/>
+              </w:rPr>
+              <w:t xml:space="preserve">0.999</w:t>
+            </w:r>
+          </w:p>
+        </w:tc>
+        <w:tc>
+          <w:tcPr>
+            <w:tcW w:type="dxa" w:w="1740"/>
+            <w:tcBorders>
+              <w:top w:val="single" w:color="BFBFBF" w:sz="4"/>
+              <w:left w:val="single" w:color="BFBFBF" w:sz="4"/>
+              <w:bottom w:val="single" w:color="BFBFBF" w:sz="4"/>
+              <w:right w:val="single" w:color="BFBFBF" w:sz="4"/>
+            </w:tcBorders>
+            <w:tcMar>
+              <w:top w:type="dxa" w:w="80"/>
+              <w:left w:type="dxa" w:w="120"/>
+              <w:bottom w:type="dxa" w:w="80"/>
+              <w:right w:type="dxa" w:w="120"/>
+            </w:tcMar>
+          </w:tcPr>
+          <w:p>
+            <w:r>
+              <w:rPr>
+                <w:rFonts w:ascii="Arial" w:cs="Arial" w:eastAsia="Arial" w:hAnsi="Arial"/>
+                <w:sz w:val="21"/>
+                <w:szCs w:val="21"/>
+              </w:rPr>
+              <w:t xml:space="preserve">0.990</w:t>
+            </w:r>
+          </w:p>
+        </w:tc>
+      </w:tr>
+      <w:tr>
+        <w:trPr>
+          <w:tblHeader w:val="false"/>
+        </w:trPr>
+        <w:tc>
+          <w:tcPr>
+            <w:tcW w:type="dxa" w:w="2400"/>
+            <w:tcBorders>
+              <w:top w:val="single" w:color="BFBFBF" w:sz="4"/>
+              <w:left w:val="single" w:color="BFBFBF" w:sz="4"/>
+              <w:bottom w:val="single" w:color="BFBFBF" w:sz="4"/>
+              <w:right w:val="single" w:color="BFBFBF" w:sz="4"/>
+            </w:tcBorders>
+            <w:tcMar>
+              <w:top w:type="dxa" w:w="80"/>
+              <w:left w:type="dxa" w:w="120"/>
+              <w:bottom w:type="dxa" w:w="80"/>
+              <w:right w:type="dxa" w:w="120"/>
+            </w:tcMar>
+          </w:tcPr>
+          <w:p>
+            <w:r>
+              <w:rPr>
+                <w:rFonts w:ascii="Arial" w:cs="Arial" w:eastAsia="Arial" w:hAnsi="Arial"/>
+                <w:sz w:val="21"/>
+                <w:szCs w:val="21"/>
+              </w:rPr>
+              <w:t xml:space="preserve">xgb_smote</w:t>
+            </w:r>
+          </w:p>
+        </w:tc>
+        <w:tc>
+          <w:tcPr>
+            <w:tcW w:type="dxa" w:w="1740"/>
+            <w:tcBorders>
+              <w:top w:val="single" w:color="BFBFBF" w:sz="4"/>
+              <w:left w:val="single" w:color="BFBFBF" w:sz="4"/>
+              <w:bottom w:val="single" w:color="BFBFBF" w:sz="4"/>
+              <w:right w:val="single" w:color="BFBFBF" w:sz="4"/>
+            </w:tcBorders>
+            <w:tcMar>
+              <w:top w:type="dxa" w:w="80"/>
+              <w:left w:type="dxa" w:w="120"/>
+              <w:bottom w:type="dxa" w:w="80"/>
+              <w:right w:type="dxa" w:w="120"/>
+            </w:tcMar>
+          </w:tcPr>
+          <w:p>
+            <w:r>
+              <w:rPr>
+                <w:rFonts w:ascii="Arial" w:cs="Arial" w:eastAsia="Arial" w:hAnsi="Arial"/>
+                <w:sz w:val="21"/>
+                <w:szCs w:val="21"/>
+              </w:rPr>
+              <w:t xml:space="preserve">0.972 ± 0.034</w:t>
+            </w:r>
+          </w:p>
+        </w:tc>
+        <w:tc>
+          <w:tcPr>
+            <w:tcW w:type="dxa" w:w="1740"/>
+            <w:tcBorders>
+              <w:top w:val="single" w:color="BFBFBF" w:sz="4"/>
+              <w:left w:val="single" w:color="BFBFBF" w:sz="4"/>
+              <w:bottom w:val="single" w:color="BFBFBF" w:sz="4"/>
+              <w:right w:val="single" w:color="BFBFBF" w:sz="4"/>
+            </w:tcBorders>
+            <w:tcMar>
+              <w:top w:type="dxa" w:w="80"/>
+              <w:left w:type="dxa" w:w="120"/>
+              <w:bottom w:type="dxa" w:w="80"/>
+              <w:right w:type="dxa" w:w="120"/>
+            </w:tcMar>
+          </w:tcPr>
+          <w:p>
+            <w:r>
+              <w:rPr>
+                <w:rFonts w:ascii="Arial" w:cs="Arial" w:eastAsia="Arial" w:hAnsi="Arial"/>
+                <w:sz w:val="21"/>
+                <w:szCs w:val="21"/>
+              </w:rPr>
+              <w:t xml:space="preserve">0.949 ± 0.063</w:t>
+            </w:r>
+          </w:p>
+        </w:tc>
+        <w:tc>
+          <w:tcPr>
+            <w:tcW w:type="dxa" w:w="1740"/>
+            <w:tcBorders>
+              <w:top w:val="single" w:color="BFBFBF" w:sz="4"/>
+              <w:left w:val="single" w:color="BFBFBF" w:sz="4"/>
+              <w:bottom w:val="single" w:color="BFBFBF" w:sz="4"/>
+              <w:right w:val="single" w:color="BFBFBF" w:sz="4"/>
+            </w:tcBorders>
+            <w:tcMar>
+              <w:top w:type="dxa" w:w="80"/>
+              <w:left w:type="dxa" w:w="120"/>
+              <w:bottom w:type="dxa" w:w="80"/>
+              <w:right w:type="dxa" w:w="120"/>
+            </w:tcMar>
+          </w:tcPr>
+          <w:p>
+            <w:r>
+              <w:rPr>
+                <w:rFonts w:ascii="Arial" w:cs="Arial" w:eastAsia="Arial" w:hAnsi="Arial"/>
+                <w:sz w:val="21"/>
+                <w:szCs w:val="21"/>
+              </w:rPr>
+              <w:t xml:space="preserve">1.000</w:t>
+            </w:r>
+          </w:p>
+        </w:tc>
+        <w:tc>
+          <w:tcPr>
+            <w:tcW w:type="dxa" w:w="1740"/>
+            <w:tcBorders>
+              <w:top w:val="single" w:color="BFBFBF" w:sz="4"/>
+              <w:left w:val="single" w:color="BFBFBF" w:sz="4"/>
+              <w:bottom w:val="single" w:color="BFBFBF" w:sz="4"/>
+              <w:right w:val="single" w:color="BFBFBF" w:sz="4"/>
+            </w:tcBorders>
+            <w:tcMar>
+              <w:top w:type="dxa" w:w="80"/>
+              <w:left w:type="dxa" w:w="120"/>
+              <w:bottom w:type="dxa" w:w="80"/>
+              <w:right w:type="dxa" w:w="120"/>
+            </w:tcMar>
+          </w:tcPr>
+          <w:p>
+            <w:r>
+              <w:rPr>
+                <w:rFonts w:ascii="Arial" w:cs="Arial" w:eastAsia="Arial" w:hAnsi="Arial"/>
+                <w:sz w:val="21"/>
+                <w:szCs w:val="21"/>
+              </w:rPr>
+              <w:t xml:space="preserve">1.000</w:t>
+            </w:r>
+          </w:p>
+        </w:tc>
+      </w:tr>
+    </w:tbl>
+    <w:p>
+      <w:r>
+        <w:t xml:space="preserve"> </w:t>
+      </w:r>
+    </w:p>
+    <w:p>
+      <w:pPr>
+        <w:pStyle w:val="Heading3"/>
+        <w:spacing w:after="100" w:before="160"/>
       </w:pPr>
       <w:r>
         <w:rPr>
           <w:rFonts w:ascii="Arial" w:cs="Arial" w:eastAsia="Arial" w:hAnsi="Arial"/>
           <w:b/>
           <w:bCs/>
-          <w:color w:val="1F4E79"/>
-          <w:sz w:val="32"/>
-          <w:szCs w:val="32"/>
-        </w:rPr>
-        <w:t xml:space="preserve">9. Outputs</w:t>
+          <w:color w:val="404040"/>
+          <w:sz w:val="23"/>
+          <w:szCs w:val="23"/>
+        </w:rPr>
+        <w:t xml:space="preserve">Pooled confusion (over all CV folds; 226 advanced + 20 beginner = 246)</w:t>
+      </w:r>
+    </w:p>
+    <w:tbl>
+      <w:tblPr>
+        <w:tblW w:type="dxa" w:w="9360"/>
+        <w:tblBorders>
+          <w:top w:val="single" w:color="auto" w:sz="4"/>
+          <w:left w:val="single" w:color="auto" w:sz="4"/>
+          <w:bottom w:val="single" w:color="auto" w:sz="4"/>
+          <w:right w:val="single" w:color="auto" w:sz="4"/>
+          <w:insideH w:val="single" w:color="auto" w:sz="4"/>
+          <w:insideV w:val="single" w:color="auto" w:sz="4"/>
+        </w:tblBorders>
+      </w:tblPr>
+      <w:tblGrid>
+        <w:gridCol w:w="2800"/>
+        <w:gridCol w:w="2300"/>
+        <w:gridCol w:w="2200"/>
+        <w:gridCol w:w="2060"/>
+      </w:tblGrid>
+      <w:tr>
+        <w:trPr>
+          <w:tblHeader/>
+        </w:trPr>
+        <w:tc>
+          <w:tcPr>
+            <w:tcW w:type="dxa" w:w="2800"/>
+            <w:tcBorders>
+              <w:top w:val="single" w:color="BFBFBF" w:sz="4"/>
+              <w:left w:val="single" w:color="BFBFBF" w:sz="4"/>
+              <w:bottom w:val="single" w:color="BFBFBF" w:sz="4"/>
+              <w:right w:val="single" w:color="BFBFBF" w:sz="4"/>
+            </w:tcBorders>
+            <w:shd w:fill="1F4E79" w:color="auto" w:val="clear"/>
+            <w:tcMar>
+              <w:top w:type="dxa" w:w="80"/>
+              <w:left w:type="dxa" w:w="120"/>
+              <w:bottom w:type="dxa" w:w="80"/>
+              <w:right w:type="dxa" w:w="120"/>
+            </w:tcMar>
+          </w:tcPr>
+          <w:p>
+            <w:r>
+              <w:rPr>
+                <w:rFonts w:ascii="Arial" w:cs="Arial" w:eastAsia="Arial" w:hAnsi="Arial"/>
+                <w:b/>
+                <w:bCs/>
+                <w:color w:val="FFFFFF"/>
+                <w:sz w:val="22"/>
+                <w:szCs w:val="22"/>
+              </w:rPr>
+              <w:t xml:space="preserve">Model</w:t>
+            </w:r>
+          </w:p>
+        </w:tc>
+        <w:tc>
+          <w:tcPr>
+            <w:tcW w:type="dxa" w:w="2300"/>
+            <w:tcBorders>
+              <w:top w:val="single" w:color="BFBFBF" w:sz="4"/>
+              <w:left w:val="single" w:color="BFBFBF" w:sz="4"/>
+              <w:bottom w:val="single" w:color="BFBFBF" w:sz="4"/>
+              <w:right w:val="single" w:color="BFBFBF" w:sz="4"/>
+            </w:tcBorders>
+            <w:shd w:fill="1F4E79" w:color="auto" w:val="clear"/>
+            <w:tcMar>
+              <w:top w:type="dxa" w:w="80"/>
+              <w:left w:type="dxa" w:w="120"/>
+              <w:bottom w:type="dxa" w:w="80"/>
+              <w:right w:type="dxa" w:w="120"/>
+            </w:tcMar>
+          </w:tcPr>
+          <w:p>
+            <w:r>
+              <w:rPr>
+                <w:rFonts w:ascii="Arial" w:cs="Arial" w:eastAsia="Arial" w:hAnsi="Arial"/>
+                <w:b/>
+                <w:bCs/>
+                <w:color w:val="FFFFFF"/>
+                <w:sz w:val="22"/>
+                <w:szCs w:val="22"/>
+              </w:rPr>
+              <w:t xml:space="preserve">TP (beginner caught)</w:t>
+            </w:r>
+          </w:p>
+        </w:tc>
+        <w:tc>
+          <w:tcPr>
+            <w:tcW w:type="dxa" w:w="2200"/>
+            <w:tcBorders>
+              <w:top w:val="single" w:color="BFBFBF" w:sz="4"/>
+              <w:left w:val="single" w:color="BFBFBF" w:sz="4"/>
+              <w:bottom w:val="single" w:color="BFBFBF" w:sz="4"/>
+              <w:right w:val="single" w:color="BFBFBF" w:sz="4"/>
+            </w:tcBorders>
+            <w:shd w:fill="1F4E79" w:color="auto" w:val="clear"/>
+            <w:tcMar>
+              <w:top w:type="dxa" w:w="80"/>
+              <w:left w:type="dxa" w:w="120"/>
+              <w:bottom w:type="dxa" w:w="80"/>
+              <w:right w:type="dxa" w:w="120"/>
+            </w:tcMar>
+          </w:tcPr>
+          <w:p>
+            <w:r>
+              <w:rPr>
+                <w:rFonts w:ascii="Arial" w:cs="Arial" w:eastAsia="Arial" w:hAnsi="Arial"/>
+                <w:b/>
+                <w:bCs/>
+                <w:color w:val="FFFFFF"/>
+                <w:sz w:val="22"/>
+                <w:szCs w:val="22"/>
+              </w:rPr>
+              <w:t xml:space="preserve">FN (beginner missed)</w:t>
+            </w:r>
+          </w:p>
+        </w:tc>
+        <w:tc>
+          <w:tcPr>
+            <w:tcW w:type="dxa" w:w="2060"/>
+            <w:tcBorders>
+              <w:top w:val="single" w:color="BFBFBF" w:sz="4"/>
+              <w:left w:val="single" w:color="BFBFBF" w:sz="4"/>
+              <w:bottom w:val="single" w:color="BFBFBF" w:sz="4"/>
+              <w:right w:val="single" w:color="BFBFBF" w:sz="4"/>
+            </w:tcBorders>
+            <w:shd w:fill="1F4E79" w:color="auto" w:val="clear"/>
+            <w:tcMar>
+              <w:top w:type="dxa" w:w="80"/>
+              <w:left w:type="dxa" w:w="120"/>
+              <w:bottom w:type="dxa" w:w="80"/>
+              <w:right w:type="dxa" w:w="120"/>
+            </w:tcMar>
+          </w:tcPr>
+          <w:p>
+            <w:r>
+              <w:rPr>
+                <w:rFonts w:ascii="Arial" w:cs="Arial" w:eastAsia="Arial" w:hAnsi="Arial"/>
+                <w:b/>
+                <w:bCs/>
+                <w:color w:val="FFFFFF"/>
+                <w:sz w:val="22"/>
+                <w:szCs w:val="22"/>
+              </w:rPr>
+              <w:t xml:space="preserve">FP (advanced misclassified)</w:t>
+            </w:r>
+          </w:p>
+        </w:tc>
+      </w:tr>
+      <w:tr>
+        <w:trPr>
+          <w:tblHeader w:val="false"/>
+        </w:trPr>
+        <w:tc>
+          <w:tcPr>
+            <w:tcW w:type="dxa" w:w="2800"/>
+            <w:tcBorders>
+              <w:top w:val="single" w:color="BFBFBF" w:sz="4"/>
+              <w:left w:val="single" w:color="BFBFBF" w:sz="4"/>
+              <w:bottom w:val="single" w:color="BFBFBF" w:sz="4"/>
+              <w:right w:val="single" w:color="BFBFBF" w:sz="4"/>
+            </w:tcBorders>
+            <w:tcMar>
+              <w:top w:type="dxa" w:w="80"/>
+              <w:left w:type="dxa" w:w="120"/>
+              <w:bottom w:type="dxa" w:w="80"/>
+              <w:right w:type="dxa" w:w="120"/>
+            </w:tcMar>
+          </w:tcPr>
+          <w:p>
+            <w:r>
+              <w:rPr>
+                <w:rFonts w:ascii="Arial" w:cs="Arial" w:eastAsia="Arial" w:hAnsi="Arial"/>
+                <w:sz w:val="21"/>
+                <w:szCs w:val="21"/>
+              </w:rPr>
+              <w:t xml:space="preserve">dummy_majority</w:t>
+            </w:r>
+          </w:p>
+        </w:tc>
+        <w:tc>
+          <w:tcPr>
+            <w:tcW w:type="dxa" w:w="2300"/>
+            <w:tcBorders>
+              <w:top w:val="single" w:color="BFBFBF" w:sz="4"/>
+              <w:left w:val="single" w:color="BFBFBF" w:sz="4"/>
+              <w:bottom w:val="single" w:color="BFBFBF" w:sz="4"/>
+              <w:right w:val="single" w:color="BFBFBF" w:sz="4"/>
+            </w:tcBorders>
+            <w:tcMar>
+              <w:top w:type="dxa" w:w="80"/>
+              <w:left w:type="dxa" w:w="120"/>
+              <w:bottom w:type="dxa" w:w="80"/>
+              <w:right w:type="dxa" w:w="120"/>
+            </w:tcMar>
+          </w:tcPr>
+          <w:p>
+            <w:r>
+              <w:rPr>
+                <w:rFonts w:ascii="Arial" w:cs="Arial" w:eastAsia="Arial" w:hAnsi="Arial"/>
+                <w:sz w:val="21"/>
+                <w:szCs w:val="21"/>
+              </w:rPr>
+              <w:t xml:space="preserve">0 / 20</w:t>
+            </w:r>
+          </w:p>
+        </w:tc>
+        <w:tc>
+          <w:tcPr>
+            <w:tcW w:type="dxa" w:w="2200"/>
+            <w:tcBorders>
+              <w:top w:val="single" w:color="BFBFBF" w:sz="4"/>
+              <w:left w:val="single" w:color="BFBFBF" w:sz="4"/>
+              <w:bottom w:val="single" w:color="BFBFBF" w:sz="4"/>
+              <w:right w:val="single" w:color="BFBFBF" w:sz="4"/>
+            </w:tcBorders>
+            <w:tcMar>
+              <w:top w:type="dxa" w:w="80"/>
+              <w:left w:type="dxa" w:w="120"/>
+              <w:bottom w:type="dxa" w:w="80"/>
+              <w:right w:type="dxa" w:w="120"/>
+            </w:tcMar>
+          </w:tcPr>
+          <w:p>
+            <w:r>
+              <w:rPr>
+                <w:rFonts w:ascii="Arial" w:cs="Arial" w:eastAsia="Arial" w:hAnsi="Arial"/>
+                <w:sz w:val="21"/>
+                <w:szCs w:val="21"/>
+              </w:rPr>
+              <w:t xml:space="preserve">20</w:t>
+            </w:r>
+          </w:p>
+        </w:tc>
+        <w:tc>
+          <w:tcPr>
+            <w:tcW w:type="dxa" w:w="2060"/>
+            <w:tcBorders>
+              <w:top w:val="single" w:color="BFBFBF" w:sz="4"/>
+              <w:left w:val="single" w:color="BFBFBF" w:sz="4"/>
+              <w:bottom w:val="single" w:color="BFBFBF" w:sz="4"/>
+              <w:right w:val="single" w:color="BFBFBF" w:sz="4"/>
+            </w:tcBorders>
+            <w:tcMar>
+              <w:top w:type="dxa" w:w="80"/>
+              <w:left w:type="dxa" w:w="120"/>
+              <w:bottom w:type="dxa" w:w="80"/>
+              <w:right w:type="dxa" w:w="120"/>
+            </w:tcMar>
+          </w:tcPr>
+          <w:p>
+            <w:r>
+              <w:rPr>
+                <w:rFonts w:ascii="Arial" w:cs="Arial" w:eastAsia="Arial" w:hAnsi="Arial"/>
+                <w:sz w:val="21"/>
+                <w:szCs w:val="21"/>
+              </w:rPr>
+              <w:t xml:space="preserve">0</w:t>
+            </w:r>
+          </w:p>
+        </w:tc>
+      </w:tr>
+      <w:tr>
+        <w:trPr>
+          <w:tblHeader w:val="false"/>
+        </w:trPr>
+        <w:tc>
+          <w:tcPr>
+            <w:tcW w:type="dxa" w:w="2800"/>
+            <w:tcBorders>
+              <w:top w:val="single" w:color="BFBFBF" w:sz="4"/>
+              <w:left w:val="single" w:color="BFBFBF" w:sz="4"/>
+              <w:bottom w:val="single" w:color="BFBFBF" w:sz="4"/>
+              <w:right w:val="single" w:color="BFBFBF" w:sz="4"/>
+            </w:tcBorders>
+            <w:tcMar>
+              <w:top w:type="dxa" w:w="80"/>
+              <w:left w:type="dxa" w:w="120"/>
+              <w:bottom w:type="dxa" w:w="80"/>
+              <w:right w:type="dxa" w:w="120"/>
+            </w:tcMar>
+          </w:tcPr>
+          <w:p>
+            <w:r>
+              <w:rPr>
+                <w:rFonts w:ascii="Arial" w:cs="Arial" w:eastAsia="Arial" w:hAnsi="Arial"/>
+                <w:sz w:val="21"/>
+                <w:szCs w:val="21"/>
+              </w:rPr>
+              <w:t xml:space="preserve">logreg_balanced</w:t>
+            </w:r>
+          </w:p>
+        </w:tc>
+        <w:tc>
+          <w:tcPr>
+            <w:tcW w:type="dxa" w:w="2300"/>
+            <w:tcBorders>
+              <w:top w:val="single" w:color="BFBFBF" w:sz="4"/>
+              <w:left w:val="single" w:color="BFBFBF" w:sz="4"/>
+              <w:bottom w:val="single" w:color="BFBFBF" w:sz="4"/>
+              <w:right w:val="single" w:color="BFBFBF" w:sz="4"/>
+            </w:tcBorders>
+            <w:tcMar>
+              <w:top w:type="dxa" w:w="80"/>
+              <w:left w:type="dxa" w:w="120"/>
+              <w:bottom w:type="dxa" w:w="80"/>
+              <w:right w:type="dxa" w:w="120"/>
+            </w:tcMar>
+          </w:tcPr>
+          <w:p>
+            <w:r>
+              <w:rPr>
+                <w:rFonts w:ascii="Arial" w:cs="Arial" w:eastAsia="Arial" w:hAnsi="Arial"/>
+                <w:sz w:val="21"/>
+                <w:szCs w:val="21"/>
+              </w:rPr>
+              <w:t xml:space="preserve">20 / 20</w:t>
+            </w:r>
+          </w:p>
+        </w:tc>
+        <w:tc>
+          <w:tcPr>
+            <w:tcW w:type="dxa" w:w="2200"/>
+            <w:tcBorders>
+              <w:top w:val="single" w:color="BFBFBF" w:sz="4"/>
+              <w:left w:val="single" w:color="BFBFBF" w:sz="4"/>
+              <w:bottom w:val="single" w:color="BFBFBF" w:sz="4"/>
+              <w:right w:val="single" w:color="BFBFBF" w:sz="4"/>
+            </w:tcBorders>
+            <w:tcMar>
+              <w:top w:type="dxa" w:w="80"/>
+              <w:left w:type="dxa" w:w="120"/>
+              <w:bottom w:type="dxa" w:w="80"/>
+              <w:right w:type="dxa" w:w="120"/>
+            </w:tcMar>
+          </w:tcPr>
+          <w:p>
+            <w:r>
+              <w:rPr>
+                <w:rFonts w:ascii="Arial" w:cs="Arial" w:eastAsia="Arial" w:hAnsi="Arial"/>
+                <w:sz w:val="21"/>
+                <w:szCs w:val="21"/>
+              </w:rPr>
+              <w:t xml:space="preserve">0</w:t>
+            </w:r>
+          </w:p>
+        </w:tc>
+        <w:tc>
+          <w:tcPr>
+            <w:tcW w:type="dxa" w:w="2060"/>
+            <w:tcBorders>
+              <w:top w:val="single" w:color="BFBFBF" w:sz="4"/>
+              <w:left w:val="single" w:color="BFBFBF" w:sz="4"/>
+              <w:bottom w:val="single" w:color="BFBFBF" w:sz="4"/>
+              <w:right w:val="single" w:color="BFBFBF" w:sz="4"/>
+            </w:tcBorders>
+            <w:tcMar>
+              <w:top w:type="dxa" w:w="80"/>
+              <w:left w:type="dxa" w:w="120"/>
+              <w:bottom w:type="dxa" w:w="80"/>
+              <w:right w:type="dxa" w:w="120"/>
+            </w:tcMar>
+          </w:tcPr>
+          <w:p>
+            <w:r>
+              <w:rPr>
+                <w:rFonts w:ascii="Arial" w:cs="Arial" w:eastAsia="Arial" w:hAnsi="Arial"/>
+                <w:sz w:val="21"/>
+                <w:szCs w:val="21"/>
+              </w:rPr>
+              <w:t xml:space="preserve">2</w:t>
+            </w:r>
+          </w:p>
+        </w:tc>
+      </w:tr>
+      <w:tr>
+        <w:trPr>
+          <w:tblHeader w:val="false"/>
+        </w:trPr>
+        <w:tc>
+          <w:tcPr>
+            <w:tcW w:type="dxa" w:w="2800"/>
+            <w:tcBorders>
+              <w:top w:val="single" w:color="BFBFBF" w:sz="4"/>
+              <w:left w:val="single" w:color="BFBFBF" w:sz="4"/>
+              <w:bottom w:val="single" w:color="BFBFBF" w:sz="4"/>
+              <w:right w:val="single" w:color="BFBFBF" w:sz="4"/>
+            </w:tcBorders>
+            <w:tcMar>
+              <w:top w:type="dxa" w:w="80"/>
+              <w:left w:type="dxa" w:w="120"/>
+              <w:bottom w:type="dxa" w:w="80"/>
+              <w:right w:type="dxa" w:w="120"/>
+            </w:tcMar>
+          </w:tcPr>
+          <w:p>
+            <w:r>
+              <w:rPr>
+                <w:rFonts w:ascii="Arial" w:cs="Arial" w:eastAsia="Arial" w:hAnsi="Arial"/>
+                <w:sz w:val="21"/>
+                <w:szCs w:val="21"/>
+              </w:rPr>
+              <w:t xml:space="preserve">xgb_scale_pos_weight</w:t>
+            </w:r>
+          </w:p>
+        </w:tc>
+        <w:tc>
+          <w:tcPr>
+            <w:tcW w:type="dxa" w:w="2300"/>
+            <w:tcBorders>
+              <w:top w:val="single" w:color="BFBFBF" w:sz="4"/>
+              <w:left w:val="single" w:color="BFBFBF" w:sz="4"/>
+              <w:bottom w:val="single" w:color="BFBFBF" w:sz="4"/>
+              <w:right w:val="single" w:color="BFBFBF" w:sz="4"/>
+            </w:tcBorders>
+            <w:tcMar>
+              <w:top w:type="dxa" w:w="80"/>
+              <w:left w:type="dxa" w:w="120"/>
+              <w:bottom w:type="dxa" w:w="80"/>
+              <w:right w:type="dxa" w:w="120"/>
+            </w:tcMar>
+          </w:tcPr>
+          <w:p>
+            <w:r>
+              <w:rPr>
+                <w:rFonts w:ascii="Arial" w:cs="Arial" w:eastAsia="Arial" w:hAnsi="Arial"/>
+                <w:sz w:val="21"/>
+                <w:szCs w:val="21"/>
+              </w:rPr>
+              <w:t xml:space="preserve">19 / 20</w:t>
+            </w:r>
+          </w:p>
+        </w:tc>
+        <w:tc>
+          <w:tcPr>
+            <w:tcW w:type="dxa" w:w="2200"/>
+            <w:tcBorders>
+              <w:top w:val="single" w:color="BFBFBF" w:sz="4"/>
+              <w:left w:val="single" w:color="BFBFBF" w:sz="4"/>
+              <w:bottom w:val="single" w:color="BFBFBF" w:sz="4"/>
+              <w:right w:val="single" w:color="BFBFBF" w:sz="4"/>
+            </w:tcBorders>
+            <w:tcMar>
+              <w:top w:type="dxa" w:w="80"/>
+              <w:left w:type="dxa" w:w="120"/>
+              <w:bottom w:type="dxa" w:w="80"/>
+              <w:right w:type="dxa" w:w="120"/>
+            </w:tcMar>
+          </w:tcPr>
+          <w:p>
+            <w:r>
+              <w:rPr>
+                <w:rFonts w:ascii="Arial" w:cs="Arial" w:eastAsia="Arial" w:hAnsi="Arial"/>
+                <w:sz w:val="21"/>
+                <w:szCs w:val="21"/>
+              </w:rPr>
+              <w:t xml:space="preserve">1</w:t>
+            </w:r>
+          </w:p>
+        </w:tc>
+        <w:tc>
+          <w:tcPr>
+            <w:tcW w:type="dxa" w:w="2060"/>
+            <w:tcBorders>
+              <w:top w:val="single" w:color="BFBFBF" w:sz="4"/>
+              <w:left w:val="single" w:color="BFBFBF" w:sz="4"/>
+              <w:bottom w:val="single" w:color="BFBFBF" w:sz="4"/>
+              <w:right w:val="single" w:color="BFBFBF" w:sz="4"/>
+            </w:tcBorders>
+            <w:tcMar>
+              <w:top w:type="dxa" w:w="80"/>
+              <w:left w:type="dxa" w:w="120"/>
+              <w:bottom w:type="dxa" w:w="80"/>
+              <w:right w:type="dxa" w:w="120"/>
+            </w:tcMar>
+          </w:tcPr>
+          <w:p>
+            <w:r>
+              <w:rPr>
+                <w:rFonts w:ascii="Arial" w:cs="Arial" w:eastAsia="Arial" w:hAnsi="Arial"/>
+                <w:sz w:val="21"/>
+                <w:szCs w:val="21"/>
+              </w:rPr>
+              <w:t xml:space="preserve">1</w:t>
+            </w:r>
+          </w:p>
+        </w:tc>
+      </w:tr>
+      <w:tr>
+        <w:trPr>
+          <w:tblHeader w:val="false"/>
+        </w:trPr>
+        <w:tc>
+          <w:tcPr>
+            <w:tcW w:type="dxa" w:w="2800"/>
+            <w:tcBorders>
+              <w:top w:val="single" w:color="BFBFBF" w:sz="4"/>
+              <w:left w:val="single" w:color="BFBFBF" w:sz="4"/>
+              <w:bottom w:val="single" w:color="BFBFBF" w:sz="4"/>
+              <w:right w:val="single" w:color="BFBFBF" w:sz="4"/>
+            </w:tcBorders>
+            <w:tcMar>
+              <w:top w:type="dxa" w:w="80"/>
+              <w:left w:type="dxa" w:w="120"/>
+              <w:bottom w:type="dxa" w:w="80"/>
+              <w:right w:type="dxa" w:w="120"/>
+            </w:tcMar>
+          </w:tcPr>
+          <w:p>
+            <w:r>
+              <w:rPr>
+                <w:rFonts w:ascii="Arial" w:cs="Arial" w:eastAsia="Arial" w:hAnsi="Arial"/>
+                <w:sz w:val="21"/>
+                <w:szCs w:val="21"/>
+              </w:rPr>
+              <w:t xml:space="preserve">xgb_smote</w:t>
+            </w:r>
+          </w:p>
+        </w:tc>
+        <w:tc>
+          <w:tcPr>
+            <w:tcW w:type="dxa" w:w="2300"/>
+            <w:tcBorders>
+              <w:top w:val="single" w:color="BFBFBF" w:sz="4"/>
+              <w:left w:val="single" w:color="BFBFBF" w:sz="4"/>
+              <w:bottom w:val="single" w:color="BFBFBF" w:sz="4"/>
+              <w:right w:val="single" w:color="BFBFBF" w:sz="4"/>
+            </w:tcBorders>
+            <w:tcMar>
+              <w:top w:type="dxa" w:w="80"/>
+              <w:left w:type="dxa" w:w="120"/>
+              <w:bottom w:type="dxa" w:w="80"/>
+              <w:right w:type="dxa" w:w="120"/>
+            </w:tcMar>
+          </w:tcPr>
+          <w:p>
+            <w:r>
+              <w:rPr>
+                <w:rFonts w:ascii="Arial" w:cs="Arial" w:eastAsia="Arial" w:hAnsi="Arial"/>
+                <w:sz w:val="21"/>
+                <w:szCs w:val="21"/>
+              </w:rPr>
+              <w:t xml:space="preserve">19 / 20</w:t>
+            </w:r>
+          </w:p>
+        </w:tc>
+        <w:tc>
+          <w:tcPr>
+            <w:tcW w:type="dxa" w:w="2200"/>
+            <w:tcBorders>
+              <w:top w:val="single" w:color="BFBFBF" w:sz="4"/>
+              <w:left w:val="single" w:color="BFBFBF" w:sz="4"/>
+              <w:bottom w:val="single" w:color="BFBFBF" w:sz="4"/>
+              <w:right w:val="single" w:color="BFBFBF" w:sz="4"/>
+            </w:tcBorders>
+            <w:tcMar>
+              <w:top w:type="dxa" w:w="80"/>
+              <w:left w:type="dxa" w:w="120"/>
+              <w:bottom w:type="dxa" w:w="80"/>
+              <w:right w:type="dxa" w:w="120"/>
+            </w:tcMar>
+          </w:tcPr>
+          <w:p>
+            <w:r>
+              <w:rPr>
+                <w:rFonts w:ascii="Arial" w:cs="Arial" w:eastAsia="Arial" w:hAnsi="Arial"/>
+                <w:sz w:val="21"/>
+                <w:szCs w:val="21"/>
+              </w:rPr>
+              <w:t xml:space="preserve">1</w:t>
+            </w:r>
+          </w:p>
+        </w:tc>
+        <w:tc>
+          <w:tcPr>
+            <w:tcW w:type="dxa" w:w="2060"/>
+            <w:tcBorders>
+              <w:top w:val="single" w:color="BFBFBF" w:sz="4"/>
+              <w:left w:val="single" w:color="BFBFBF" w:sz="4"/>
+              <w:bottom w:val="single" w:color="BFBFBF" w:sz="4"/>
+              <w:right w:val="single" w:color="BFBFBF" w:sz="4"/>
+            </w:tcBorders>
+            <w:tcMar>
+              <w:top w:type="dxa" w:w="80"/>
+              <w:left w:type="dxa" w:w="120"/>
+              <w:bottom w:type="dxa" w:w="80"/>
+              <w:right w:type="dxa" w:w="120"/>
+            </w:tcMar>
+          </w:tcPr>
+          <w:p>
+            <w:r>
+              <w:rPr>
+                <w:rFonts w:ascii="Arial" w:cs="Arial" w:eastAsia="Arial" w:hAnsi="Arial"/>
+                <w:sz w:val="21"/>
+                <w:szCs w:val="21"/>
+              </w:rPr>
+              <w:t xml:space="preserve">1</w:t>
+            </w:r>
+          </w:p>
+        </w:tc>
+      </w:tr>
+      <w:tr>
+        <w:trPr>
+          <w:tblHeader w:val="false"/>
+        </w:trPr>
+        <w:tc>
+          <w:tcPr>
+            <w:tcW w:type="dxa" w:w="2800"/>
+            <w:tcBorders>
+              <w:top w:val="single" w:color="BFBFBF" w:sz="4"/>
+              <w:left w:val="single" w:color="BFBFBF" w:sz="4"/>
+              <w:bottom w:val="single" w:color="BFBFBF" w:sz="4"/>
+              <w:right w:val="single" w:color="BFBFBF" w:sz="4"/>
+            </w:tcBorders>
+            <w:tcMar>
+              <w:top w:type="dxa" w:w="80"/>
+              <w:left w:type="dxa" w:w="120"/>
+              <w:bottom w:type="dxa" w:w="80"/>
+              <w:right w:type="dxa" w:w="120"/>
+            </w:tcMar>
+          </w:tcPr>
+          <w:p>
+            <w:r>
+              <w:rPr>
+                <w:rFonts w:ascii="Arial" w:cs="Arial" w:eastAsia="Arial" w:hAnsi="Arial"/>
+                <w:sz w:val="21"/>
+                <w:szCs w:val="21"/>
+              </w:rPr>
+              <w:t xml:space="preserve">rf_smote</w:t>
+            </w:r>
+          </w:p>
+        </w:tc>
+        <w:tc>
+          <w:tcPr>
+            <w:tcW w:type="dxa" w:w="2300"/>
+            <w:tcBorders>
+              <w:top w:val="single" w:color="BFBFBF" w:sz="4"/>
+              <w:left w:val="single" w:color="BFBFBF" w:sz="4"/>
+              <w:bottom w:val="single" w:color="BFBFBF" w:sz="4"/>
+              <w:right w:val="single" w:color="BFBFBF" w:sz="4"/>
+            </w:tcBorders>
+            <w:tcMar>
+              <w:top w:type="dxa" w:w="80"/>
+              <w:left w:type="dxa" w:w="120"/>
+              <w:bottom w:type="dxa" w:w="80"/>
+              <w:right w:type="dxa" w:w="120"/>
+            </w:tcMar>
+          </w:tcPr>
+          <w:p>
+            <w:r>
+              <w:rPr>
+                <w:rFonts w:ascii="Arial" w:cs="Arial" w:eastAsia="Arial" w:hAnsi="Arial"/>
+                <w:sz w:val="21"/>
+                <w:szCs w:val="21"/>
+              </w:rPr>
+              <w:t xml:space="preserve">18 / 20</w:t>
+            </w:r>
+          </w:p>
+        </w:tc>
+        <w:tc>
+          <w:tcPr>
+            <w:tcW w:type="dxa" w:w="2200"/>
+            <w:tcBorders>
+              <w:top w:val="single" w:color="BFBFBF" w:sz="4"/>
+              <w:left w:val="single" w:color="BFBFBF" w:sz="4"/>
+              <w:bottom w:val="single" w:color="BFBFBF" w:sz="4"/>
+              <w:right w:val="single" w:color="BFBFBF" w:sz="4"/>
+            </w:tcBorders>
+            <w:tcMar>
+              <w:top w:type="dxa" w:w="80"/>
+              <w:left w:type="dxa" w:w="120"/>
+              <w:bottom w:type="dxa" w:w="80"/>
+              <w:right w:type="dxa" w:w="120"/>
+            </w:tcMar>
+          </w:tcPr>
+          <w:p>
+            <w:r>
+              <w:rPr>
+                <w:rFonts w:ascii="Arial" w:cs="Arial" w:eastAsia="Arial" w:hAnsi="Arial"/>
+                <w:sz w:val="21"/>
+                <w:szCs w:val="21"/>
+              </w:rPr>
+              <w:t xml:space="preserve">2</w:t>
+            </w:r>
+          </w:p>
+        </w:tc>
+        <w:tc>
+          <w:tcPr>
+            <w:tcW w:type="dxa" w:w="2060"/>
+            <w:tcBorders>
+              <w:top w:val="single" w:color="BFBFBF" w:sz="4"/>
+              <w:left w:val="single" w:color="BFBFBF" w:sz="4"/>
+              <w:bottom w:val="single" w:color="BFBFBF" w:sz="4"/>
+              <w:right w:val="single" w:color="BFBFBF" w:sz="4"/>
+            </w:tcBorders>
+            <w:tcMar>
+              <w:top w:type="dxa" w:w="80"/>
+              <w:left w:type="dxa" w:w="120"/>
+              <w:bottom w:type="dxa" w:w="80"/>
+              <w:right w:type="dxa" w:w="120"/>
+            </w:tcMar>
+          </w:tcPr>
+          <w:p>
+            <w:r>
+              <w:rPr>
+                <w:rFonts w:ascii="Arial" w:cs="Arial" w:eastAsia="Arial" w:hAnsi="Arial"/>
+                <w:sz w:val="21"/>
+                <w:szCs w:val="21"/>
+              </w:rPr>
+              <w:t xml:space="preserve">0</w:t>
+            </w:r>
+          </w:p>
+        </w:tc>
+      </w:tr>
+      <w:tr>
+        <w:trPr>
+          <w:tblHeader w:val="false"/>
+        </w:trPr>
+        <w:tc>
+          <w:tcPr>
+            <w:tcW w:type="dxa" w:w="2800"/>
+            <w:tcBorders>
+              <w:top w:val="single" w:color="BFBFBF" w:sz="4"/>
+              <w:left w:val="single" w:color="BFBFBF" w:sz="4"/>
+              <w:bottom w:val="single" w:color="BFBFBF" w:sz="4"/>
+              <w:right w:val="single" w:color="BFBFBF" w:sz="4"/>
+            </w:tcBorders>
+            <w:tcMar>
+              <w:top w:type="dxa" w:w="80"/>
+              <w:left w:type="dxa" w:w="120"/>
+              <w:bottom w:type="dxa" w:w="80"/>
+              <w:right w:type="dxa" w:w="120"/>
+            </w:tcMar>
+          </w:tcPr>
+          <w:p>
+            <w:r>
+              <w:rPr>
+                <w:rFonts w:ascii="Arial" w:cs="Arial" w:eastAsia="Arial" w:hAnsi="Arial"/>
+                <w:sz w:val="21"/>
+                <w:szCs w:val="21"/>
+              </w:rPr>
+              <w:t xml:space="preserve">rf_balanced</w:t>
+            </w:r>
+          </w:p>
+        </w:tc>
+        <w:tc>
+          <w:tcPr>
+            <w:tcW w:type="dxa" w:w="2300"/>
+            <w:tcBorders>
+              <w:top w:val="single" w:color="BFBFBF" w:sz="4"/>
+              <w:left w:val="single" w:color="BFBFBF" w:sz="4"/>
+              <w:bottom w:val="single" w:color="BFBFBF" w:sz="4"/>
+              <w:right w:val="single" w:color="BFBFBF" w:sz="4"/>
+            </w:tcBorders>
+            <w:tcMar>
+              <w:top w:type="dxa" w:w="80"/>
+              <w:left w:type="dxa" w:w="120"/>
+              <w:bottom w:type="dxa" w:w="80"/>
+              <w:right w:type="dxa" w:w="120"/>
+            </w:tcMar>
+          </w:tcPr>
+          <w:p>
+            <w:r>
+              <w:rPr>
+                <w:rFonts w:ascii="Arial" w:cs="Arial" w:eastAsia="Arial" w:hAnsi="Arial"/>
+                <w:sz w:val="21"/>
+                <w:szCs w:val="21"/>
+              </w:rPr>
+              <w:t xml:space="preserve">17 / 20</w:t>
+            </w:r>
+          </w:p>
+        </w:tc>
+        <w:tc>
+          <w:tcPr>
+            <w:tcW w:type="dxa" w:w="2200"/>
+            <w:tcBorders>
+              <w:top w:val="single" w:color="BFBFBF" w:sz="4"/>
+              <w:left w:val="single" w:color="BFBFBF" w:sz="4"/>
+              <w:bottom w:val="single" w:color="BFBFBF" w:sz="4"/>
+              <w:right w:val="single" w:color="BFBFBF" w:sz="4"/>
+            </w:tcBorders>
+            <w:tcMar>
+              <w:top w:type="dxa" w:w="80"/>
+              <w:left w:type="dxa" w:w="120"/>
+              <w:bottom w:type="dxa" w:w="80"/>
+              <w:right w:type="dxa" w:w="120"/>
+            </w:tcMar>
+          </w:tcPr>
+          <w:p>
+            <w:r>
+              <w:rPr>
+                <w:rFonts w:ascii="Arial" w:cs="Arial" w:eastAsia="Arial" w:hAnsi="Arial"/>
+                <w:sz w:val="21"/>
+                <w:szCs w:val="21"/>
+              </w:rPr>
+              <w:t xml:space="preserve">3</w:t>
+            </w:r>
+          </w:p>
+        </w:tc>
+        <w:tc>
+          <w:tcPr>
+            <w:tcW w:type="dxa" w:w="2060"/>
+            <w:tcBorders>
+              <w:top w:val="single" w:color="BFBFBF" w:sz="4"/>
+              <w:left w:val="single" w:color="BFBFBF" w:sz="4"/>
+              <w:bottom w:val="single" w:color="BFBFBF" w:sz="4"/>
+              <w:right w:val="single" w:color="BFBFBF" w:sz="4"/>
+            </w:tcBorders>
+            <w:tcMar>
+              <w:top w:type="dxa" w:w="80"/>
+              <w:left w:type="dxa" w:w="120"/>
+              <w:bottom w:type="dxa" w:w="80"/>
+              <w:right w:type="dxa" w:w="120"/>
+            </w:tcMar>
+          </w:tcPr>
+          <w:p>
+            <w:r>
+              <w:rPr>
+                <w:rFonts w:ascii="Arial" w:cs="Arial" w:eastAsia="Arial" w:hAnsi="Arial"/>
+                <w:sz w:val="21"/>
+                <w:szCs w:val="21"/>
+              </w:rPr>
+              <w:t xml:space="preserve">0</w:t>
+            </w:r>
+          </w:p>
+        </w:tc>
+      </w:tr>
+    </w:tbl>
+    <w:p>
+      <w:r>
+        <w:t xml:space="preserve"> </w:t>
+      </w:r>
+    </w:p>
+    <w:p>
+      <w:pPr>
+        <w:pStyle w:val="Heading3"/>
+        <w:spacing w:after="100" w:before="160"/>
+      </w:pPr>
+      <w:r>
+        <w:rPr>
+          <w:rFonts w:ascii="Arial" w:cs="Arial" w:eastAsia="Arial" w:hAnsi="Arial"/>
+          <w:b/>
+          <w:bCs/>
+          <w:color w:val="404040"/>
+          <w:sz w:val="23"/>
+          <w:szCs w:val="23"/>
+        </w:rPr>
+        <w:t xml:space="preserve">Top predictive features (consistent across permutation + native methods)</w:t>
       </w:r>
     </w:p>
     <w:p>
@@ -3390,7 +5173,7 @@
           <w:sz w:val="22"/>
           <w:szCs w:val="22"/>
         </w:rPr>
-        <w:t xml:space="preserve">data/phd_ml/phase2/results.json — per-fold + aggregated metrics for every model</w:t>
+        <w:t xml:space="preserve">post_body_lean_std — permutation 0.24 (LR), native 0.25 (RF). Dominant single feature.</w:t>
       </w:r>
     </w:p>
     <w:p>
@@ -3410,7 +5193,7 @@
           <w:sz w:val="22"/>
           <w:szCs w:val="22"/>
         </w:rPr>
-        <w:t xml:space="preserve">data/phd_ml/phase2/cv_predictions.csv — long-format held-out predictions</w:t>
+        <w:t xml:space="preserve">post_avg_body_lean — native 0.23 (RF), permutation 0.03 (LR).</w:t>
       </w:r>
     </w:p>
     <w:p>
@@ -3430,7 +5213,7 @@
           <w:sz w:val="22"/>
           <w:szCs w:val="22"/>
         </w:rPr>
-        <w:t xml:space="preserve">data/phd_ml/phase2/feature_importance.csv — native + permutation per model</w:t>
+        <w:t xml:space="preserve">freq_foot_movement_amplitude — native ≈ 0.06 (RF/XGB).</w:t>
       </w:r>
     </w:p>
     <w:p>
@@ -3450,7 +5233,7 @@
           <w:sz w:val="22"/>
           <w:szCs w:val="22"/>
         </w:rPr>
-        <w:t xml:space="preserve">figures/phd_ml/phase2/confusion_matrices.png</w:t>
+        <w:t xml:space="preserve">post_max_reach_ratio — permutation 0.03 (LR).</w:t>
       </w:r>
     </w:p>
     <w:p>
@@ -3470,7 +5253,285 @@
           <w:sz w:val="22"/>
           <w:szCs w:val="22"/>
         </w:rPr>
-        <w:t xml:space="preserve">figures/phd_ml/phase2/roc_curves.png</w:t>
+        <w:t xml:space="preserve">post_elbow_angle_std — permutation 0.02 (LR).</w:t>
+      </w:r>
+    </w:p>
+    <w:p>
+      <w:r>
+        <w:t xml:space="preserve"> </w:t>
+      </w:r>
+    </w:p>
+    <w:p>
+      <w:pPr>
+        <w:pStyle w:val="Heading2"/>
+        <w:spacing w:after="120" w:before="200"/>
+      </w:pPr>
+      <w:r>
+        <w:rPr>
+          <w:rFonts w:ascii="Arial" w:cs="Arial" w:eastAsia="Arial" w:hAnsi="Arial"/>
+          <w:b/>
+          <w:bCs/>
+          <w:color w:val="2E74B5"/>
+          <w:sz w:val="26"/>
+          <w:szCs w:val="26"/>
+        </w:rPr>
+        <w:t xml:space="preserve">Critical caveat — read before reporting these numbers</w:t>
+      </w:r>
+    </w:p>
+    <w:p>
+      <w:pPr>
+        <w:bidi w:val="false"/>
+        <w:spacing w:after="120"/>
+        <w:jc w:val="both"/>
+      </w:pPr>
+      <w:r>
+        <w:rPr>
+          <w:rFonts w:ascii="Arial" w:cs="Arial" w:eastAsia="Arial" w:hAnsi="Arial"/>
+          <w:sz w:val="22"/>
+          <w:szCs w:val="22"/>
+        </w:rPr>
+        <w:t xml:space="preserve">ROC-AUC = 1.000 is a tautological ceiling, not a triumph. The Phase-1 K-Means labels were derived from the SAME 15 features now used as Phase-2 inputs. These models are recovering a deterministic partition of the feature space, not predicting from independent evidence. Any model with sufficient capacity will saturate at this ceiling, and the perfect score is by design rather than achievement.</w:t>
+      </w:r>
+    </w:p>
+    <w:p>
+      <w:pPr>
+        <w:bidi w:val="false"/>
+        <w:spacing w:after="120"/>
+        <w:jc w:val="both"/>
+      </w:pPr>
+      <w:r>
+        <w:rPr>
+          <w:rFonts w:ascii="Arial" w:cs="Arial" w:eastAsia="Arial" w:hAnsi="Arial"/>
+          <w:sz w:val="22"/>
+          <w:szCs w:val="22"/>
+        </w:rPr>
+        <w:t xml:space="preserve">The real Phase-3 test is whether a 1D-CNN trained on RAW pose time-series (33 BlazePose landmarks × T frames) can recover the same partition. Below ~0.65 macro-F1 from raw pose CNN should be framed as scientific evidence that summary kinematic features carry the entire signal — a publishable negative result per project Constraint 4 — not a model failure.</w:t>
+      </w:r>
+    </w:p>
+    <w:p>
+      <w:pPr>
+        <w:bidi w:val="false"/>
+        <w:spacing w:after="120"/>
+        <w:jc w:val="both"/>
+      </w:pPr>
+      <w:r>
+        <w:rPr>
+          <w:rFonts w:ascii="Arial" w:cs="Arial" w:eastAsia="Arial" w:hAnsi="Arial"/>
+          <w:sz w:val="22"/>
+          <w:szCs w:val="22"/>
+        </w:rPr>
+        <w:t xml:space="preserve">The fold IDs in cv_predictions.csv are the reference partition. Any subject-aware or competition-aware split adopted in Phase 3 must report alignment with these IDs to enable fair comparison.</w:t>
+      </w:r>
+    </w:p>
+    <w:p>
+      <w:r>
+        <w:t xml:space="preserve"> </w:t>
+      </w:r>
+    </w:p>
+    <w:p>
+      <w:pPr>
+        <w:pStyle w:val="Heading3"/>
+        <w:spacing w:after="100" w:before="160"/>
+      </w:pPr>
+      <w:r>
+        <w:rPr>
+          <w:rFonts w:ascii="Arial" w:cs="Arial" w:eastAsia="Arial" w:hAnsi="Arial"/>
+          <w:b/>
+          <w:bCs/>
+          <w:color w:val="404040"/>
+          <w:sz w:val="23"/>
+          <w:szCs w:val="23"/>
+        </w:rPr>
+        <w:t xml:space="preserve">Verdict against the outcome bands</w:t>
+      </w:r>
+    </w:p>
+    <w:p>
+      <w:pPr>
+        <w:bidi w:val="false"/>
+        <w:spacing w:after="120"/>
+        <w:jc w:val="both"/>
+      </w:pPr>
+      <w:r>
+        <w:rPr>
+          <w:rFonts w:ascii="Arial" w:cs="Arial" w:eastAsia="Arial" w:hAnsi="Arial"/>
+          <w:sz w:val="22"/>
+          <w:szCs w:val="22"/>
+        </w:rPr>
+        <w:t xml:space="preserve">All five non-trivial models land in the ≥ 0.80 strong-baseline band. The bands now serve as targets for Phase 3, not as final verdicts on Phase 2.</w:t>
+      </w:r>
+    </w:p>
+    <w:p>
+      <w:pPr>
+        <w:pStyle w:val="Heading1"/>
+        <w:spacing w:after="160" w:before="240"/>
+      </w:pPr>
+      <w:r>
+        <w:rPr>
+          <w:rFonts w:ascii="Arial" w:cs="Arial" w:eastAsia="Arial" w:hAnsi="Arial"/>
+          <w:b/>
+          <w:bCs/>
+          <w:color w:val="1F4E79"/>
+          <w:sz w:val="32"/>
+          <w:szCs w:val="32"/>
+        </w:rPr>
+        <w:t xml:space="preserve">9. Code Architecture</w:t>
+      </w:r>
+    </w:p>
+    <w:p>
+      <w:pPr>
+        <w:shd w:fill="F2F2F2" w:color="auto" w:val="clear"/>
+        <w:spacing w:after="0" w:before="0" w:line="240"/>
+      </w:pPr>
+      <w:r>
+        <w:rPr>
+          <w:rFonts w:ascii="Consolas" w:cs="Consolas" w:eastAsia="Consolas" w:hAnsi="Consolas"/>
+          <w:sz w:val="18"/>
+          <w:szCs w:val="18"/>
+        </w:rPr>
+        <w:t xml:space="preserve">phd_ml/phase2/</w:t>
+      </w:r>
+    </w:p>
+    <w:p>
+      <w:pPr>
+        <w:shd w:fill="F2F2F2" w:color="auto" w:val="clear"/>
+        <w:spacing w:after="0" w:before="0" w:line="240"/>
+      </w:pPr>
+      <w:r>
+        <w:rPr>
+          <w:rFonts w:ascii="Consolas" w:cs="Consolas" w:eastAsia="Consolas" w:hAnsi="Consolas"/>
+          <w:sz w:val="18"/>
+          <w:szCs w:val="18"/>
+        </w:rPr>
+        <w:t xml:space="preserve">├── __init__.py</w:t>
+      </w:r>
+    </w:p>
+    <w:p>
+      <w:pPr>
+        <w:shd w:fill="F2F2F2" w:color="auto" w:val="clear"/>
+        <w:spacing w:after="0" w:before="0" w:line="240"/>
+      </w:pPr>
+      <w:r>
+        <w:rPr>
+          <w:rFonts w:ascii="Consolas" w:cs="Consolas" w:eastAsia="Consolas" w:hAnsi="Consolas"/>
+          <w:sz w:val="18"/>
+          <w:szCs w:val="18"/>
+        </w:rPr>
+        <w:t xml:space="preserve">├── PHASE2_RATIONALE.md          # Markdown twin of this Word document</w:t>
+      </w:r>
+    </w:p>
+    <w:p>
+      <w:pPr>
+        <w:shd w:fill="F2F2F2" w:color="auto" w:val="clear"/>
+        <w:spacing w:after="0" w:before="0" w:line="240"/>
+      </w:pPr>
+      <w:r>
+        <w:rPr>
+          <w:rFonts w:ascii="Consolas" w:cs="Consolas" w:eastAsia="Consolas" w:hAnsi="Consolas"/>
+          <w:sz w:val="18"/>
+          <w:szCs w:val="18"/>
+        </w:rPr>
+        <w:t xml:space="preserve">├── config.py                    # Paths, hyperparameters, target column</w:t>
+      </w:r>
+    </w:p>
+    <w:p>
+      <w:pPr>
+        <w:shd w:fill="F2F2F2" w:color="auto" w:val="clear"/>
+        <w:spacing w:after="0" w:before="0" w:line="240"/>
+      </w:pPr>
+      <w:r>
+        <w:rPr>
+          <w:rFonts w:ascii="Consolas" w:cs="Consolas" w:eastAsia="Consolas" w:hAnsi="Consolas"/>
+          <w:sz w:val="18"/>
+          <w:szCs w:val="18"/>
+        </w:rPr>
+        <w:t xml:space="preserve">├── loader.py                    # Phase-1 labels → supervised problem</w:t>
+      </w:r>
+    </w:p>
+    <w:p>
+      <w:pPr>
+        <w:shd w:fill="F2F2F2" w:color="auto" w:val="clear"/>
+        <w:spacing w:after="0" w:before="0" w:line="240"/>
+      </w:pPr>
+      <w:r>
+        <w:rPr>
+          <w:rFonts w:ascii="Consolas" w:cs="Consolas" w:eastAsia="Consolas" w:hAnsi="Consolas"/>
+          <w:sz w:val="18"/>
+          <w:szCs w:val="18"/>
+        </w:rPr>
+        <w:t xml:space="preserve">├── models.py                    # Six-model factory (RF, XGB, LR, Dummy)</w:t>
+      </w:r>
+    </w:p>
+    <w:p>
+      <w:pPr>
+        <w:shd w:fill="F2F2F2" w:color="auto" w:val="clear"/>
+        <w:spacing w:after="0" w:before="0" w:line="240"/>
+      </w:pPr>
+      <w:r>
+        <w:rPr>
+          <w:rFonts w:ascii="Consolas" w:cs="Consolas" w:eastAsia="Consolas" w:hAnsi="Consolas"/>
+          <w:sz w:val="18"/>
+          <w:szCs w:val="18"/>
+        </w:rPr>
+        <w:t xml:space="preserve">├── evaluation.py                # Stratified CV harness + metric aggregator</w:t>
+      </w:r>
+    </w:p>
+    <w:p>
+      <w:pPr>
+        <w:shd w:fill="F2F2F2" w:color="auto" w:val="clear"/>
+        <w:spacing w:after="0" w:before="0" w:line="240"/>
+      </w:pPr>
+      <w:r>
+        <w:rPr>
+          <w:rFonts w:ascii="Consolas" w:cs="Consolas" w:eastAsia="Consolas" w:hAnsi="Consolas"/>
+          <w:sz w:val="18"/>
+          <w:szCs w:val="18"/>
+        </w:rPr>
+        <w:t xml:space="preserve">├── importance.py                # Native + permutation feature importance</w:t>
+      </w:r>
+    </w:p>
+    <w:p>
+      <w:pPr>
+        <w:shd w:fill="F2F2F2" w:color="auto" w:val="clear"/>
+        <w:spacing w:after="0" w:before="0" w:line="240"/>
+      </w:pPr>
+      <w:r>
+        <w:rPr>
+          <w:rFonts w:ascii="Consolas" w:cs="Consolas" w:eastAsia="Consolas" w:hAnsi="Consolas"/>
+          <w:sz w:val="18"/>
+          <w:szCs w:val="18"/>
+        </w:rPr>
+        <w:t xml:space="preserve">├── viz.py                       # Five diagnostic figures</w:t>
+      </w:r>
+    </w:p>
+    <w:p>
+      <w:pPr>
+        <w:shd w:fill="F2F2F2" w:color="auto" w:val="clear"/>
+        <w:spacing w:after="0" w:before="0" w:line="240"/>
+      </w:pPr>
+      <w:r>
+        <w:rPr>
+          <w:rFonts w:ascii="Consolas" w:cs="Consolas" w:eastAsia="Consolas" w:hAnsi="Consolas"/>
+          <w:sz w:val="18"/>
+          <w:szCs w:val="18"/>
+        </w:rPr>
+        <w:t xml:space="preserve">└── run_pipeline.py              # Orchestrator</w:t>
+      </w:r>
+    </w:p>
+    <w:p>
+      <w:pPr>
+        <w:pStyle w:val="Heading1"/>
+        <w:spacing w:after="160" w:before="240"/>
+      </w:pPr>
+      <w:r>
+        <w:rPr>
+          <w:rFonts w:ascii="Arial" w:cs="Arial" w:eastAsia="Arial" w:hAnsi="Arial"/>
+          <w:b/>
+          <w:bCs/>
+          <w:color w:val="1F4E79"/>
+          <w:sz w:val="32"/>
+          <w:szCs w:val="32"/>
+        </w:rPr>
+        <w:t xml:space="preserve">10. Outputs</w:t>
       </w:r>
     </w:p>
     <w:p>
@@ -3490,7 +5551,7 @@
           <w:sz w:val="22"/>
           <w:szCs w:val="22"/>
         </w:rPr>
-        <w:t xml:space="preserve">figures/phd_ml/phase2/pr_curves.png</w:t>
+        <w:t xml:space="preserve">data/phd_ml/phase2/results.json — per-fold + aggregated metrics for every model</w:t>
       </w:r>
     </w:p>
     <w:p>
@@ -3510,7 +5571,7 @@
           <w:sz w:val="22"/>
           <w:szCs w:val="22"/>
         </w:rPr>
-        <w:t xml:space="preserve">figures/phd_ml/phase2/metric_comparison.png</w:t>
+        <w:t xml:space="preserve">data/phd_ml/phase2/cv_predictions.csv — long-format held-out predictions</w:t>
       </w:r>
     </w:p>
     <w:p>
@@ -3530,111 +5591,7 @@
           <w:sz w:val="22"/>
           <w:szCs w:val="22"/>
         </w:rPr>
-        <w:t xml:space="preserve">figures/phd_ml/phase2/feature_importance.png</w:t>
-      </w:r>
-    </w:p>
-    <w:p>
-      <w:pPr>
-        <w:pStyle w:val="Heading1"/>
-        <w:spacing w:after="160" w:before="240"/>
-      </w:pPr>
-      <w:r>
-        <w:rPr>
-          <w:rFonts w:ascii="Arial" w:cs="Arial" w:eastAsia="Arial" w:hAnsi="Arial"/>
-          <w:b/>
-          <w:bCs/>
-          <w:color w:val="1F4E79"/>
-          <w:sz w:val="32"/>
-          <w:szCs w:val="32"/>
-        </w:rPr>
-        <w:t xml:space="preserve">10. Reproduction</w:t>
-      </w:r>
-    </w:p>
-    <w:p>
-      <w:pPr>
-        <w:shd w:fill="F2F2F2" w:color="auto" w:val="clear"/>
-        <w:spacing w:after="0" w:before="0" w:line="240"/>
-      </w:pPr>
-      <w:r>
-        <w:rPr>
-          <w:rFonts w:ascii="Consolas" w:cs="Consolas" w:eastAsia="Consolas" w:hAnsi="Consolas"/>
-          <w:sz w:val="18"/>
-          <w:szCs w:val="18"/>
-        </w:rPr>
-        <w:t xml:space="preserve">git fetch origin</w:t>
-      </w:r>
-    </w:p>
-    <w:p>
-      <w:pPr>
-        <w:shd w:fill="F2F2F2" w:color="auto" w:val="clear"/>
-        <w:spacing w:after="0" w:before="0" w:line="240"/>
-      </w:pPr>
-      <w:r>
-        <w:rPr>
-          <w:rFonts w:ascii="Consolas" w:cs="Consolas" w:eastAsia="Consolas" w:hAnsi="Consolas"/>
-          <w:sz w:val="18"/>
-          <w:szCs w:val="18"/>
-        </w:rPr>
-        <w:t xml:space="preserve">git checkout phd-ml/phase2-baseline</w:t>
-      </w:r>
-    </w:p>
-    <w:p>
-      <w:pPr>
-        <w:shd w:fill="F2F2F2" w:color="auto" w:val="clear"/>
-        <w:spacing w:after="0" w:before="0" w:line="240"/>
-      </w:pPr>
-      <w:r>
-        <w:rPr>
-          <w:rFonts w:ascii="Consolas" w:cs="Consolas" w:eastAsia="Consolas" w:hAnsi="Consolas"/>
-          <w:sz w:val="18"/>
-          <w:szCs w:val="18"/>
-        </w:rPr>
-        <w:t xml:space="preserve">pip install -r requirements.txt</w:t>
-      </w:r>
-    </w:p>
-    <w:p>
-      <w:pPr>
-        <w:shd w:fill="F2F2F2" w:color="auto" w:val="clear"/>
-        <w:spacing w:after="0" w:before="0" w:line="240"/>
-      </w:pPr>
-      <w:r>
-        <w:rPr>
-          <w:rFonts w:ascii="Consolas" w:cs="Consolas" w:eastAsia="Consolas" w:hAnsi="Consolas"/>
-          <w:sz w:val="18"/>
-          <w:szCs w:val="18"/>
-        </w:rPr>
-        <w:t xml:space="preserve">pip install -r phd_ml/requirements.txt   # adds imbalanced-learn</w:t>
-      </w:r>
-    </w:p>
-    <w:p>
-      <w:pPr>
-        <w:shd w:fill="F2F2F2" w:color="auto" w:val="clear"/>
-        <w:spacing w:after="0" w:before="0" w:line="240"/>
-      </w:pPr>
-      <w:r>
-        <w:rPr>
-          <w:rFonts w:ascii="Consolas" w:cs="Consolas" w:eastAsia="Consolas" w:hAnsi="Consolas"/>
-          <w:sz w:val="18"/>
-          <w:szCs w:val="18"/>
-        </w:rPr>
-        <w:t xml:space="preserve">python -m phd_ml.phase2.run_pipeline</w:t>
-      </w:r>
-    </w:p>
-    <w:p>
-      <w:pPr>
-        <w:pStyle w:val="Heading1"/>
-        <w:spacing w:after="160" w:before="240"/>
-      </w:pPr>
-      <w:r>
-        <w:rPr>
-          <w:rFonts w:ascii="Arial" w:cs="Arial" w:eastAsia="Arial" w:hAnsi="Arial"/>
-          <w:b/>
-          <w:bCs/>
-          <w:color w:val="1F4E79"/>
-          <w:sz w:val="32"/>
-          <w:szCs w:val="32"/>
-        </w:rPr>
-        <w:t xml:space="preserve">11. References</w:t>
+        <w:t xml:space="preserve">data/phd_ml/phase2/feature_importance.csv — native + permutation per model</w:t>
       </w:r>
     </w:p>
     <w:p>
@@ -3654,7 +5611,7 @@
           <w:sz w:val="22"/>
           <w:szCs w:val="22"/>
         </w:rPr>
-        <w:t xml:space="preserve">Breiman, L. (2001). Random forests. Machine Learning, 45(1), 5–32.</w:t>
+        <w:t xml:space="preserve">figures/phd_ml/phase2/confusion_matrices.png</w:t>
       </w:r>
     </w:p>
     <w:p>
@@ -3674,7 +5631,7 @@
           <w:sz w:val="22"/>
           <w:szCs w:val="22"/>
         </w:rPr>
-        <w:t xml:space="preserve">Chawla, N. V., Bowyer, K. W., Hall, L. O., &amp; Kegelmeyer, W. P. (2002). SMOTE: synthetic minority over-sampling technique. JAIR, 16, 321–357.</w:t>
+        <w:t xml:space="preserve">figures/phd_ml/phase2/roc_curves.png</w:t>
       </w:r>
     </w:p>
     <w:p>
@@ -3694,7 +5651,7 @@
           <w:sz w:val="22"/>
           <w:szCs w:val="22"/>
         </w:rPr>
-        <w:t xml:space="preserve">Chen, T., &amp; Guestrin, C. (2016). XGBoost: a scalable tree boosting system. KDD, 785–794.</w:t>
+        <w:t xml:space="preserve">figures/phd_ml/phase2/pr_curves.png</w:t>
       </w:r>
     </w:p>
     <w:p>
@@ -3714,7 +5671,7 @@
           <w:sz w:val="22"/>
           <w:szCs w:val="22"/>
         </w:rPr>
-        <w:t xml:space="preserve">Saito, T., &amp; Rehmsmeier, M. (2015). The precision-recall plot is more informative than the ROC plot when evaluating binary classifiers on imbalanced datasets. PLoS ONE, 10(3), e0118432.</w:t>
+        <w:t xml:space="preserve">figures/phd_ml/phase2/metric_comparison.png</w:t>
       </w:r>
     </w:p>
     <w:p>
@@ -3734,7 +5691,7 @@
           <w:sz w:val="22"/>
           <w:szCs w:val="22"/>
         </w:rPr>
-        <w:t xml:space="preserve">Strobl, C., Boulesteix, A. L., Zeileis, A., &amp; Hothorn, T. (2007). Bias in random forest variable importance measures. BMC Bioinformatics, 8(25).</w:t>
+        <w:t xml:space="preserve">figures/phd_ml/phase2/feature_importance.png</w:t>
       </w:r>
     </w:p>
     <w:p>
@@ -3751,7 +5708,211 @@
           <w:sz w:val="32"/>
           <w:szCs w:val="32"/>
         </w:rPr>
-        <w:t xml:space="preserve">12. Sign-off Checklist</w:t>
+        <w:t xml:space="preserve">11. Reproduction</w:t>
+      </w:r>
+    </w:p>
+    <w:p>
+      <w:pPr>
+        <w:shd w:fill="F2F2F2" w:color="auto" w:val="clear"/>
+        <w:spacing w:after="0" w:before="0" w:line="240"/>
+      </w:pPr>
+      <w:r>
+        <w:rPr>
+          <w:rFonts w:ascii="Consolas" w:cs="Consolas" w:eastAsia="Consolas" w:hAnsi="Consolas"/>
+          <w:sz w:val="18"/>
+          <w:szCs w:val="18"/>
+        </w:rPr>
+        <w:t xml:space="preserve">git fetch origin</w:t>
+      </w:r>
+    </w:p>
+    <w:p>
+      <w:pPr>
+        <w:shd w:fill="F2F2F2" w:color="auto" w:val="clear"/>
+        <w:spacing w:after="0" w:before="0" w:line="240"/>
+      </w:pPr>
+      <w:r>
+        <w:rPr>
+          <w:rFonts w:ascii="Consolas" w:cs="Consolas" w:eastAsia="Consolas" w:hAnsi="Consolas"/>
+          <w:sz w:val="18"/>
+          <w:szCs w:val="18"/>
+        </w:rPr>
+        <w:t xml:space="preserve">git checkout phd-ml/phase2-baseline</w:t>
+      </w:r>
+    </w:p>
+    <w:p>
+      <w:pPr>
+        <w:shd w:fill="F2F2F2" w:color="auto" w:val="clear"/>
+        <w:spacing w:after="0" w:before="0" w:line="240"/>
+      </w:pPr>
+      <w:r>
+        <w:rPr>
+          <w:rFonts w:ascii="Consolas" w:cs="Consolas" w:eastAsia="Consolas" w:hAnsi="Consolas"/>
+          <w:sz w:val="18"/>
+          <w:szCs w:val="18"/>
+        </w:rPr>
+        <w:t xml:space="preserve">pip install -r requirements.txt</w:t>
+      </w:r>
+    </w:p>
+    <w:p>
+      <w:pPr>
+        <w:shd w:fill="F2F2F2" w:color="auto" w:val="clear"/>
+        <w:spacing w:after="0" w:before="0" w:line="240"/>
+      </w:pPr>
+      <w:r>
+        <w:rPr>
+          <w:rFonts w:ascii="Consolas" w:cs="Consolas" w:eastAsia="Consolas" w:hAnsi="Consolas"/>
+          <w:sz w:val="18"/>
+          <w:szCs w:val="18"/>
+        </w:rPr>
+        <w:t xml:space="preserve">pip install -r phd_ml/requirements.txt   # adds imbalanced-learn</w:t>
+      </w:r>
+    </w:p>
+    <w:p>
+      <w:pPr>
+        <w:shd w:fill="F2F2F2" w:color="auto" w:val="clear"/>
+        <w:spacing w:after="0" w:before="0" w:line="240"/>
+      </w:pPr>
+      <w:r>
+        <w:rPr>
+          <w:rFonts w:ascii="Consolas" w:cs="Consolas" w:eastAsia="Consolas" w:hAnsi="Consolas"/>
+          <w:sz w:val="18"/>
+          <w:szCs w:val="18"/>
+        </w:rPr>
+        <w:t xml:space="preserve">python -m phd_ml.phase2.run_pipeline</w:t>
+      </w:r>
+    </w:p>
+    <w:p>
+      <w:pPr>
+        <w:pStyle w:val="Heading1"/>
+        <w:spacing w:after="160" w:before="240"/>
+      </w:pPr>
+      <w:r>
+        <w:rPr>
+          <w:rFonts w:ascii="Arial" w:cs="Arial" w:eastAsia="Arial" w:hAnsi="Arial"/>
+          <w:b/>
+          <w:bCs/>
+          <w:color w:val="1F4E79"/>
+          <w:sz w:val="32"/>
+          <w:szCs w:val="32"/>
+        </w:rPr>
+        <w:t xml:space="preserve">12. References</w:t>
+      </w:r>
+    </w:p>
+    <w:p>
+      <w:pPr>
+        <w:pStyle w:val="ListParagraph"/>
+        <w:numPr>
+          <w:ilvl w:val="0"/>
+          <w:numId w:val="2"/>
+        </w:numPr>
+        <w:bidi w:val="false"/>
+        <w:spacing w:after="60"/>
+        <w:jc w:val="left"/>
+      </w:pPr>
+      <w:r>
+        <w:rPr>
+          <w:rFonts w:ascii="Arial" w:cs="Arial" w:eastAsia="Arial" w:hAnsi="Arial"/>
+          <w:sz w:val="22"/>
+          <w:szCs w:val="22"/>
+        </w:rPr>
+        <w:t xml:space="preserve">Breiman, L. (2001). Random forests. Machine Learning, 45(1), 5–32.</w:t>
+      </w:r>
+    </w:p>
+    <w:p>
+      <w:pPr>
+        <w:pStyle w:val="ListParagraph"/>
+        <w:numPr>
+          <w:ilvl w:val="0"/>
+          <w:numId w:val="2"/>
+        </w:numPr>
+        <w:bidi w:val="false"/>
+        <w:spacing w:after="60"/>
+        <w:jc w:val="left"/>
+      </w:pPr>
+      <w:r>
+        <w:rPr>
+          <w:rFonts w:ascii="Arial" w:cs="Arial" w:eastAsia="Arial" w:hAnsi="Arial"/>
+          <w:sz w:val="22"/>
+          <w:szCs w:val="22"/>
+        </w:rPr>
+        <w:t xml:space="preserve">Chawla, N. V., Bowyer, K. W., Hall, L. O., &amp; Kegelmeyer, W. P. (2002). SMOTE: synthetic minority over-sampling technique. JAIR, 16, 321–357.</w:t>
+      </w:r>
+    </w:p>
+    <w:p>
+      <w:pPr>
+        <w:pStyle w:val="ListParagraph"/>
+        <w:numPr>
+          <w:ilvl w:val="0"/>
+          <w:numId w:val="2"/>
+        </w:numPr>
+        <w:bidi w:val="false"/>
+        <w:spacing w:after="60"/>
+        <w:jc w:val="left"/>
+      </w:pPr>
+      <w:r>
+        <w:rPr>
+          <w:rFonts w:ascii="Arial" w:cs="Arial" w:eastAsia="Arial" w:hAnsi="Arial"/>
+          <w:sz w:val="22"/>
+          <w:szCs w:val="22"/>
+        </w:rPr>
+        <w:t xml:space="preserve">Chen, T., &amp; Guestrin, C. (2016). XGBoost: a scalable tree boosting system. KDD, 785–794.</w:t>
+      </w:r>
+    </w:p>
+    <w:p>
+      <w:pPr>
+        <w:pStyle w:val="ListParagraph"/>
+        <w:numPr>
+          <w:ilvl w:val="0"/>
+          <w:numId w:val="2"/>
+        </w:numPr>
+        <w:bidi w:val="false"/>
+        <w:spacing w:after="60"/>
+        <w:jc w:val="left"/>
+      </w:pPr>
+      <w:r>
+        <w:rPr>
+          <w:rFonts w:ascii="Arial" w:cs="Arial" w:eastAsia="Arial" w:hAnsi="Arial"/>
+          <w:sz w:val="22"/>
+          <w:szCs w:val="22"/>
+        </w:rPr>
+        <w:t xml:space="preserve">Saito, T., &amp; Rehmsmeier, M. (2015). The precision-recall plot is more informative than the ROC plot when evaluating binary classifiers on imbalanced datasets. PLoS ONE, 10(3), e0118432.</w:t>
+      </w:r>
+    </w:p>
+    <w:p>
+      <w:pPr>
+        <w:pStyle w:val="ListParagraph"/>
+        <w:numPr>
+          <w:ilvl w:val="0"/>
+          <w:numId w:val="2"/>
+        </w:numPr>
+        <w:bidi w:val="false"/>
+        <w:spacing w:after="60"/>
+        <w:jc w:val="left"/>
+      </w:pPr>
+      <w:r>
+        <w:rPr>
+          <w:rFonts w:ascii="Arial" w:cs="Arial" w:eastAsia="Arial" w:hAnsi="Arial"/>
+          <w:sz w:val="22"/>
+          <w:szCs w:val="22"/>
+        </w:rPr>
+        <w:t xml:space="preserve">Strobl, C., Boulesteix, A. L., Zeileis, A., &amp; Hothorn, T. (2007). Bias in random forest variable importance measures. BMC Bioinformatics, 8(25).</w:t>
+      </w:r>
+    </w:p>
+    <w:p>
+      <w:pPr>
+        <w:pStyle w:val="Heading1"/>
+        <w:spacing w:after="160" w:before="240"/>
+      </w:pPr>
+      <w:r>
+        <w:rPr>
+          <w:rFonts w:ascii="Arial" w:cs="Arial" w:eastAsia="Arial" w:hAnsi="Arial"/>
+          <w:b/>
+          <w:bCs/>
+          <w:color w:val="1F4E79"/>
+          <w:sz w:val="32"/>
+          <w:szCs w:val="32"/>
+        </w:rPr>
+        <w:t xml:space="preserve">13. Sign-off Checklist</w:t>
       </w:r>
     </w:p>
     <w:p>
